--- a/新的论文.docx
+++ b/新的论文.docx
@@ -143,6 +143,35 @@
           <w:sz w:val="24"/>
         </w:rPr>
         <w:t>算电协同；多目标优化；滚动时域调度；Pareto 前沿；储能协同；双层协同优化</w:t>
+      </w:r>
+    </w:p>
+    <w:p>
+      <w:r>
+        <w:br w:type="page"/>
+      </w:r>
+    </w:p>
+    <w:p>
+      <w:pPr>
+        <w:spacing w:before="120" w:after="120"/>
+        <w:jc w:val="center"/>
+      </w:pPr>
+      <w:r>
+        <w:rPr>
+          <w:rFonts w:ascii="Times New Roman" w:hAnsi="Times New Roman" w:eastAsia="黑体"/>
+          <w:b/>
+          <w:i w:val="0"/>
+          <w:sz w:val="28"/>
+        </w:rPr>
+        <w:t>目  录</w:t>
+      </w:r>
+    </w:p>
+    <w:p>
+      <w:r>
+        <w:fldChar w:fldCharType="begin"/>
+        <w:instrText xml:space="preserve">TOC \o "1-3" \h \z \u</w:instrText>
+        <w:fldChar w:fldCharType="separate"/>
+        <w:t>（目录将自动生成：在 Word 中按 Ctrl+A 后按 F9 更新域）</w:t>
+        <w:fldChar w:fldCharType="end"/>
       </w:r>
     </w:p>
     <w:p>

--- a/新的论文.docx
+++ b/新的论文.docx
@@ -74,7 +74,7 @@
           <w:i w:val="0"/>
           <w:sz w:val="24"/>
         </w:rPr>
-        <w:t>针对问题一，对逐小时 GPU 需求进行统计分析，序列均值方差比约为 1.032、一阶自相关接近于 0，近似独立同分布；构建常数均值、AR(2) 与梯度提升树三种预测模型，梯度提升树 MAPE 为 9.51%、90% 预测区间覆盖率为 85.8%。建立基础算力调度模型，最后 24 小时 538 个任务全部按时完成，迁移率 2.8%、零延后，IT 功率峰值约为容量 28%。</w:t>
+        <w:t>针对问题一，对逐时任务到达数进行统计分析，其均值方差比约为 1.032（近似泊松分布）、一阶自相关接近于 0；GPU 需求序列亦无明显自相关。构建常数均值、AR(2) 与梯度提升树三种预测模型，梯度提升树在 2376–2399 小时最终测试窗口上的 MAPE 为 10.06%，90% 预测区间覆盖率为 91.7%。建立基础算力调度模型，最后 24 小时 538 个任务全部按时完成，迁移率 2.8%、零延后，IT 功率峰值约为容量 28%。</w:t>
       </w:r>
     </w:p>
     <w:p>
@@ -119,7 +119,7 @@
           <w:i w:val="0"/>
           <w:sz w:val="24"/>
         </w:rPr>
-        <w:t>针对问题四，构建“任务调度层＋能源—储能层＋边际供应栈反馈”的双层协同优化框架并覆盖 16 个场景：七种策略调度率不低于 99.992%，成本由 +18.0 亿元转为 -4.59 亿元、碳排放降为 0、新能源利用率提升至约 69.6%；碳约束均为非紧约束，固定电价机制引入少量购电，新能源出力减少 20% 是唯一失稳场景。本文模型为算电协同场景下的调度决策提供了系统的建模与求解框架。</w:t>
+        <w:t>针对问题四，构建“任务调度层＋能源—储能层＋边际供应栈反馈”的双层协同优化框架并覆盖 20 个场景：全部场景实现 50 000/50 000 个任务的完整调度、约束违规数为 0，成本由 +18.0 亿元转为 -4.59 亿元、碳排放降为 0、新能源利用率提升至约 69.6%；基准场景下碳约束均为非紧约束，固定电价机制引入少量购电（碳排 19.8 tCO₂），新能源出力减少 20% 时系统失去零购电运行点（成本升至 -4.27 亿元、碳排 1 769 tCO₂、峰值净购电 +152 MW，且存在约 1 630 tCO₂ 的碳排可行下限）。本文模型为算电协同场景下的调度决策提供了系统的建模与求解框架。</w:t>
       </w:r>
     </w:p>
     <w:p>
@@ -1424,7 +1424,7 @@
           <w:i w:val="0"/>
           <w:sz w:val="24"/>
         </w:rPr>
-        <w:t>时间维度上，任务到达覆盖第 0–2399 小时，逐时 GPU 需求总量呈现出明显的日内波动与随机扰动并存的特征：均值方差比接近 1、一阶自相关接近于 0，说明序列近乎独立同分布，没有强周期记忆；但逐时总量仍在数百等效 GPU 至数千等效 GPU 之间波动，客观上要求调度模型具备一定的前瞻能力，以避免末端时段容量饱和导致任务无法安排。</w:t>
+        <w:t>时间维度上，任务到达覆盖第 0–2399 小时。逐时任务到达数的均值方差比约为 1.032，符合泊松分布“均值≈方差”的特征；逐时 GPU 需求总量与 GPU-hour 需求的方差则显著大于均值（过离散），但两类序列的一阶自相关均接近于 0，说明不存在显著的短期记忆或强周期成分。因此预测建模应关注近期观测信息与时变特征，并保留对需求波动的风险刻画能力，以避免末端时段容量饱和导致任务无法安排。</w:t>
       </w:r>
     </w:p>
     <w:p>
@@ -1516,7 +1516,7 @@
           <w:i w:val="0"/>
           <w:sz w:val="24"/>
         </w:rPr>
-        <w:t>问题四的关键在于“耦合”：任务调度决定区域逐时 AI 负荷，负荷进入下层能源—储能优化，决定购售电、充放电与新能源分配；下层优化的边际供应特性再反馈到上层任务调度的评分函数。据此采用“任务调度层（继承问题二）＋能源—储能层（继承问题三）＋边际供应栈反馈”的双层协同迭代结构，并针对碳约束强度、电价机制与新能源波动设计 16 个对比场景，分析策略对参数变化的敏感性。</w:t>
+        <w:t>问题四的关键在于“耦合”：任务调度决定区域逐时 AI 负荷，负荷进入下层能源—储能优化，决定购售电、充放电与新能源分配；下层优化的边际供应特性再反馈到上层任务调度的评分函数。据此采用“任务调度层（继承问题二）＋能源—储能层（继承问题三）＋边际供应栈反馈”的双层协同迭代结构，并针对碳约束强度、电价机制与新能源波动设计 20 个对比场景（含新能源减少场景下的碳约束组合），分析策略对参数变化的敏感性。</w:t>
       </w:r>
     </w:p>
     <w:p>
@@ -2835,7 +2835,7 @@
           <w:i w:val="0"/>
           <w:sz w:val="24"/>
         </w:rPr>
-        <w:t>对 workload_trace.xlsx 中的 50 000 个任务按区域与类型进行统计：三类任务数量近乎均衡（各占约三分之一），来源区域以东三区与西部算力中心为主。对逐小时 GPU 需求总量进行描述性统计，序列均值方差比约为 1.032，一阶自相关系数接近于 0，说明逐时需求序列近似独立同分布，无明显趋势与周期记忆成分。该特性表明短期预测应以近期观测信息为主，无需引入复杂的长期记忆模型，这也为后续选择梯度提升树等监督学习模型提供了依据。</w:t>
+        <w:t>对 workload_trace.xlsx 中的 50 000 个任务按区域与类型进行统计：三类任务数量近乎均衡（各占约三分之一），来源区域以东三区与西部算力中心为主。对逐时任务到达数进行统计分析，其均值方差比约为 1.032、一阶自相关接近于 0，近似服从泊松分布；逐时 GPU 需求总量与 GPU-hour 需求的方差显著大于均值（过离散），但一阶自相关同样接近于 0，无明显趋势与周期记忆成分。上述特性表明短期预测应以近期观测信息与时变特征为主，无需引入复杂的长期记忆模型，这也为后续选择梯度提升树等监督学习模型提供了依据。</w:t>
       </w:r>
     </w:p>
     <w:p>
@@ -10733,7 +10733,7 @@
           <w:i w:val="0"/>
           <w:sz w:val="24"/>
         </w:rPr>
-        <w:t>设置 7 组多目标策略，全部策略均实现近全量任务调度（仅低碳优先策略在末端遗留 2 个巨型训练任务，调度率仍达 99.996%），无时延、时限与容量违规，结果如表 11 所示。与附件基线相比，七种策略均实现成本由正转负、碳排放降为 0、新能源利用率提升至约 69.6%、峰值净购电由强购电转为弱购电或净外送，形成“零购电、强外送”的低碳经济运行点。</w:t>
+        <w:t>设置 7 组多目标策略，全部策略均实现 50 000/50 000 个任务的完整调度、调度率 100%，无时延、时限与容量违规，结果如表 11 所示。与附件基线相比，七种策略均实现成本由正转负、碳排放降为 0、新能源利用率提升至约 69.6%、峰值净购电由强购电转为弱购电或净外送，形成“零购电、强外送”的低碳经济运行点。</w:t>
       </w:r>
     </w:p>
     <w:p>
@@ -11050,7 +11050,7 @@
                 <w:i w:val="0"/>
                 <w:sz w:val="18"/>
               </w:rPr>
-              <w:t>-45 905.6</w:t>
+              <w:t>-45 910.1</w:t>
             </w:r>
           </w:p>
         </w:tc>
@@ -11092,7 +11092,7 @@
                 <w:i w:val="0"/>
                 <w:sz w:val="18"/>
               </w:rPr>
-              <w:t>14.46</w:t>
+              <w:t>14.43</w:t>
             </w:r>
           </w:p>
         </w:tc>
@@ -11155,7 +11155,7 @@
                 <w:i w:val="0"/>
                 <w:sz w:val="18"/>
               </w:rPr>
-              <w:t>-372.5</w:t>
+              <w:t>-390.4</w:t>
             </w:r>
           </w:p>
         </w:tc>
@@ -11220,7 +11220,7 @@
                 <w:i w:val="0"/>
                 <w:sz w:val="18"/>
               </w:rPr>
-              <w:t>-45 908.9</w:t>
+              <w:t>-45 908.4</w:t>
             </w:r>
           </w:p>
         </w:tc>
@@ -11262,7 +11262,7 @@
                 <w:i w:val="0"/>
                 <w:sz w:val="18"/>
               </w:rPr>
-              <w:t>12.22</w:t>
+              <w:t>12.20</w:t>
             </w:r>
           </w:p>
         </w:tc>
@@ -11325,7 +11325,7 @@
                 <w:i w:val="0"/>
                 <w:sz w:val="18"/>
               </w:rPr>
-              <w:t>0.0</w:t>
+              <w:t>-38.3</w:t>
             </w:r>
           </w:p>
         </w:tc>
@@ -11369,7 +11369,7 @@
                 <w:i w:val="0"/>
                 <w:sz w:val="18"/>
               </w:rPr>
-              <w:t>2</w:t>
+              <w:t>0</w:t>
             </w:r>
           </w:p>
         </w:tc>
@@ -11390,7 +11390,7 @@
                 <w:i w:val="0"/>
                 <w:sz w:val="18"/>
               </w:rPr>
-              <w:t>-45 910.5</w:t>
+              <w:t>-45 909.9</w:t>
             </w:r>
           </w:p>
         </w:tc>
@@ -11432,7 +11432,7 @@
                 <w:i w:val="0"/>
                 <w:sz w:val="18"/>
               </w:rPr>
-              <w:t>16.00</w:t>
+              <w:t>15.97</w:t>
             </w:r>
           </w:p>
         </w:tc>
@@ -11495,7 +11495,7 @@
                 <w:i w:val="0"/>
                 <w:sz w:val="18"/>
               </w:rPr>
-              <w:t>-25.7</w:t>
+              <w:t>-31.4</w:t>
             </w:r>
           </w:p>
         </w:tc>
@@ -11560,7 +11560,7 @@
                 <w:i w:val="0"/>
                 <w:sz w:val="18"/>
               </w:rPr>
-              <w:t>-45 908.6</w:t>
+              <w:t>-45 915.6</w:t>
             </w:r>
           </w:p>
         </w:tc>
@@ -11665,7 +11665,7 @@
                 <w:i w:val="0"/>
                 <w:sz w:val="18"/>
               </w:rPr>
-              <w:t>-143.9</w:t>
+              <w:t>-186.3</w:t>
             </w:r>
           </w:p>
         </w:tc>
@@ -11730,7 +11730,7 @@
                 <w:i w:val="0"/>
                 <w:sz w:val="18"/>
               </w:rPr>
-              <w:t>-45 917.3</w:t>
+              <w:t>-45 916.7</w:t>
             </w:r>
           </w:p>
         </w:tc>
@@ -11900,7 +11900,7 @@
                 <w:i w:val="0"/>
                 <w:sz w:val="18"/>
               </w:rPr>
-              <w:t>-45 905.3</w:t>
+              <w:t>-45 904.2</w:t>
             </w:r>
           </w:p>
         </w:tc>
@@ -11942,7 +11942,7 @@
                 <w:i w:val="0"/>
                 <w:sz w:val="18"/>
               </w:rPr>
-              <w:t>14.50</w:t>
+              <w:t>14.53</w:t>
             </w:r>
           </w:p>
         </w:tc>
@@ -12005,7 +12005,7 @@
                 <w:i w:val="0"/>
                 <w:sz w:val="18"/>
               </w:rPr>
-              <w:t>-378.5</w:t>
+              <w:t>-384.4</w:t>
             </w:r>
           </w:p>
         </w:tc>
@@ -12070,7 +12070,7 @@
                 <w:i w:val="0"/>
                 <w:sz w:val="18"/>
               </w:rPr>
-              <w:t>-45 910.0</w:t>
+              <w:t>-45 911.2</w:t>
             </w:r>
           </w:p>
         </w:tc>
@@ -12112,7 +12112,7 @@
                 <w:i w:val="0"/>
                 <w:sz w:val="18"/>
               </w:rPr>
-              <w:t>18.25</w:t>
+              <w:t>18.17</w:t>
             </w:r>
           </w:p>
         </w:tc>
@@ -12175,7 +12175,7 @@
                 <w:i w:val="0"/>
                 <w:sz w:val="18"/>
               </w:rPr>
-              <w:t>-386.0</w:t>
+              <w:t>-393.8</w:t>
             </w:r>
           </w:p>
         </w:tc>
@@ -12193,7 +12193,7 @@
           <w:i w:val="0"/>
           <w:sz w:val="24"/>
         </w:rPr>
-        <w:t>多目标权衡关系（图 6）表明：时延优先策略迁移比例仅 1.5%、平均时延 5.33 ms、QoS 最高，但新能源利用相对较少；新能源优先策略将 48.2% 的任务迁往西部，利用率最高但时延升至 24.44 ms、QoS 降至 0.951；削峰优先与负载均衡策略的峰值净购电最优（约 -378/-386 MW），且与综合权衡的成本差异不足 6 万元，说明本数据条件下削减高峰购电与最大化新能源外送收益方向一致。</w:t>
+        <w:t>多目标权衡关系（图 6）表明：时延优先策略迁移比例仅 1.5%、平均时延 5.33 ms、QoS 最高，但新能源利用相对较少；新能源优先策略将 48.2% 的任务迁往西部，利用率最高但时延升至 24.44 ms、QoS 降至 0.951；削峰优先与负载均衡策略的峰值净购电最优（约 -384/-394 MW），且与综合权衡的成本差异不足 7 万元，说明本数据条件下削减高峰购电与最大化新能源外送收益方向一致。</w:t>
       </w:r>
     </w:p>
     <w:p>
@@ -12271,7 +12271,7 @@
           <w:i w:val="0"/>
           <w:sz w:val="24"/>
         </w:rPr>
-        <w:t>碳约束场景复用综合权衡调度、仅重解能源层，考察碳预算对能源运行的影响。四种碳上限（0、200、1 000、5 000 tCO₂）下实际碳排均为 0，净运行成本与新能源利用率几乎不变（表 12），说明在本文数据条件下碳约束均为非紧约束：协同优化后的“零购电”运行点已天然满足任意不高于 5 000 tCO₂ 的碳预算。该结论的政策含义是，算电协同本身即是一种“结构性的低碳化”，碳约束机制需在购电无法归零的场景（如新能源显著不足、外送受限）下才能发挥实际约束作用。</w:t>
+        <w:t>碳约束场景复用综合权衡调度、仅重解能源层，考察碳预算对能源运行的影响。基准（新能源 1.0×）下四种碳上限（0、200、1 000、5 000 tCO₂）的实际碳排均为 0，净运行成本与新能源利用率几乎不变（表 12），碳约束均为非紧约束，说明“零购电”运行点已天然满足任意不高于 5 000 tCO₂ 的碳预算。而在新能源出力减少 20% 的场景下，系统存在约 1 630 tCO₂ 的碳排可行下限：碳上限 1 000/200 tCO₂ 时输出最低碳解（碳排 1 629.8 tCO₂），碳上限 5 000 tCO₂ 时碳排升至 1 658.8 tCO₂、成本略降，低于下限则判定不可满足。这说明碳约束机制在新能源不足、购电无法归零的场景下才会发挥实际约束作用。</w:t>
       </w:r>
     </w:p>
     <w:p>
@@ -12461,12 +12461,54 @@
                 <w:i w:val="0"/>
                 <w:sz w:val="18"/>
               </w:rPr>
+              <w:t>基准 1.0×：0</w:t>
+            </w:r>
+          </w:p>
+        </w:tc>
+        <w:tc>
+          <w:tcPr>
+            <w:tcW w:type="dxa" w:w="1700"/>
+            <w:vAlign w:val="center"/>
+          </w:tcPr>
+          <w:p>
+            <w:pPr>
+              <w:spacing w:before="20" w:after="20" w:line="240" w:lineRule="auto"/>
+              <w:jc w:val="center"/>
+            </w:pPr>
+            <w:r>
+              <w:rPr>
+                <w:rFonts w:ascii="Times New Roman" w:hAnsi="Times New Roman" w:eastAsia="宋体"/>
+                <w:b w:val="0"/>
+                <w:i w:val="0"/>
+                <w:sz w:val="18"/>
+              </w:rPr>
               <w:t>0</w:t>
             </w:r>
           </w:p>
         </w:tc>
         <w:tc>
           <w:tcPr>
+            <w:tcW w:type="dxa" w:w="2100"/>
+            <w:vAlign w:val="center"/>
+          </w:tcPr>
+          <w:p>
+            <w:pPr>
+              <w:spacing w:before="20" w:after="20" w:line="240" w:lineRule="auto"/>
+              <w:jc w:val="center"/>
+            </w:pPr>
+            <w:r>
+              <w:rPr>
+                <w:rFonts w:ascii="Times New Roman" w:hAnsi="Times New Roman" w:eastAsia="宋体"/>
+                <w:b w:val="0"/>
+                <w:i w:val="0"/>
+                <w:sz w:val="18"/>
+              </w:rPr>
+              <w:t>-45 904.0</w:t>
+            </w:r>
+          </w:p>
+        </w:tc>
+        <w:tc>
+          <w:tcPr>
             <w:tcW w:type="dxa" w:w="1700"/>
             <w:vAlign w:val="center"/>
           </w:tcPr>
@@ -12482,48 +12524,6 @@
                 <w:i w:val="0"/>
                 <w:sz w:val="18"/>
               </w:rPr>
-              <w:t>0</w:t>
-            </w:r>
-          </w:p>
-        </w:tc>
-        <w:tc>
-          <w:tcPr>
-            <w:tcW w:type="dxa" w:w="2100"/>
-            <w:vAlign w:val="center"/>
-          </w:tcPr>
-          <w:p>
-            <w:pPr>
-              <w:spacing w:before="20" w:after="20" w:line="240" w:lineRule="auto"/>
-              <w:jc w:val="center"/>
-            </w:pPr>
-            <w:r>
-              <w:rPr>
-                <w:rFonts w:ascii="Times New Roman" w:hAnsi="Times New Roman" w:eastAsia="宋体"/>
-                <w:b w:val="0"/>
-                <w:i w:val="0"/>
-                <w:sz w:val="18"/>
-              </w:rPr>
-              <w:t>-45 905.6</w:t>
-            </w:r>
-          </w:p>
-        </w:tc>
-        <w:tc>
-          <w:tcPr>
-            <w:tcW w:type="dxa" w:w="1700"/>
-            <w:vAlign w:val="center"/>
-          </w:tcPr>
-          <w:p>
-            <w:pPr>
-              <w:spacing w:before="20" w:after="20" w:line="240" w:lineRule="auto"/>
-              <w:jc w:val="center"/>
-            </w:pPr>
-            <w:r>
-              <w:rPr>
-                <w:rFonts w:ascii="Times New Roman" w:hAnsi="Times New Roman" w:eastAsia="宋体"/>
-                <w:b w:val="0"/>
-                <w:i w:val="0"/>
-                <w:sz w:val="18"/>
-              </w:rPr>
               <w:t>69.6%</w:t>
             </w:r>
           </w:p>
@@ -12545,7 +12545,7 @@
                 <w:i w:val="0"/>
                 <w:sz w:val="18"/>
               </w:rPr>
-              <w:t>-372.5</w:t>
+              <w:t>-390.4</w:t>
             </w:r>
           </w:p>
         </w:tc>
@@ -12568,7 +12568,7 @@
                 <w:i w:val="0"/>
                 <w:sz w:val="18"/>
               </w:rPr>
-              <w:t>200</w:t>
+              <w:t>基准 1.0×：200</w:t>
             </w:r>
           </w:p>
         </w:tc>
@@ -12610,7 +12610,7 @@
                 <w:i w:val="0"/>
                 <w:sz w:val="18"/>
               </w:rPr>
-              <w:t>-45 905.6</w:t>
+              <w:t>-45 904.0</w:t>
             </w:r>
           </w:p>
         </w:tc>
@@ -12652,7 +12652,7 @@
                 <w:i w:val="0"/>
                 <w:sz w:val="18"/>
               </w:rPr>
-              <w:t>-372.5</w:t>
+              <w:t>-390.4</w:t>
             </w:r>
           </w:p>
         </w:tc>
@@ -12675,7 +12675,7 @@
                 <w:i w:val="0"/>
                 <w:sz w:val="18"/>
               </w:rPr>
-              <w:t>1 000</w:t>
+              <w:t>基准 1.0×：1 000</w:t>
             </w:r>
           </w:p>
         </w:tc>
@@ -12717,7 +12717,7 @@
                 <w:i w:val="0"/>
                 <w:sz w:val="18"/>
               </w:rPr>
-              <w:t>-45 904.8</w:t>
+              <w:t>-45 904.0</w:t>
             </w:r>
           </w:p>
         </w:tc>
@@ -12759,7 +12759,7 @@
                 <w:i w:val="0"/>
                 <w:sz w:val="18"/>
               </w:rPr>
-              <w:t>-372.5</w:t>
+              <w:t>-390.4</w:t>
             </w:r>
           </w:p>
         </w:tc>
@@ -12782,7 +12782,7 @@
                 <w:i w:val="0"/>
                 <w:sz w:val="18"/>
               </w:rPr>
-              <w:t>5 000</w:t>
+              <w:t>基准 1.0×：5 000</w:t>
             </w:r>
           </w:p>
         </w:tc>
@@ -12824,7 +12824,7 @@
                 <w:i w:val="0"/>
                 <w:sz w:val="18"/>
               </w:rPr>
-              <w:t>-45 905.6</w:t>
+              <w:t>-45 904.0</w:t>
             </w:r>
           </w:p>
         </w:tc>
@@ -12866,7 +12866,221 @@
                 <w:i w:val="0"/>
                 <w:sz w:val="18"/>
               </w:rPr>
-              <w:t>-372.5</w:t>
+              <w:t>-390.4</w:t>
+            </w:r>
+          </w:p>
+        </w:tc>
+      </w:tr>
+      <w:tr>
+        <w:tc>
+          <w:tcPr>
+            <w:tcW w:type="dxa" w:w="1900"/>
+            <w:vAlign w:val="center"/>
+          </w:tcPr>
+          <w:p>
+            <w:pPr>
+              <w:spacing w:before="20" w:after="20" w:line="240" w:lineRule="auto"/>
+              <w:jc w:val="left"/>
+            </w:pPr>
+            <w:r>
+              <w:rPr>
+                <w:rFonts w:ascii="Times New Roman" w:hAnsi="Times New Roman" w:eastAsia="宋体"/>
+                <w:b w:val="0"/>
+                <w:i w:val="0"/>
+                <w:sz w:val="18"/>
+              </w:rPr>
+              <w:t>新能源 0.8×：1 000/200</w:t>
+            </w:r>
+          </w:p>
+        </w:tc>
+        <w:tc>
+          <w:tcPr>
+            <w:tcW w:type="dxa" w:w="1700"/>
+            <w:vAlign w:val="center"/>
+          </w:tcPr>
+          <w:p>
+            <w:pPr>
+              <w:spacing w:before="20" w:after="20" w:line="240" w:lineRule="auto"/>
+              <w:jc w:val="center"/>
+            </w:pPr>
+            <w:r>
+              <w:rPr>
+                <w:rFonts w:ascii="Times New Roman" w:hAnsi="Times New Roman" w:eastAsia="宋体"/>
+                <w:b w:val="0"/>
+                <w:i w:val="0"/>
+                <w:sz w:val="18"/>
+              </w:rPr>
+              <w:t>1 629.8</w:t>
+            </w:r>
+          </w:p>
+        </w:tc>
+        <w:tc>
+          <w:tcPr>
+            <w:tcW w:type="dxa" w:w="2100"/>
+            <w:vAlign w:val="center"/>
+          </w:tcPr>
+          <w:p>
+            <w:pPr>
+              <w:spacing w:before="20" w:after="20" w:line="240" w:lineRule="auto"/>
+              <w:jc w:val="center"/>
+            </w:pPr>
+            <w:r>
+              <w:rPr>
+                <w:rFonts w:ascii="Times New Roman" w:hAnsi="Times New Roman" w:eastAsia="宋体"/>
+                <w:b w:val="0"/>
+                <w:i w:val="0"/>
+                <w:sz w:val="18"/>
+              </w:rPr>
+              <w:t>-43 080.3</w:t>
+            </w:r>
+          </w:p>
+        </w:tc>
+        <w:tc>
+          <w:tcPr>
+            <w:tcW w:type="dxa" w:w="1700"/>
+            <w:vAlign w:val="center"/>
+          </w:tcPr>
+          <w:p>
+            <w:pPr>
+              <w:spacing w:before="20" w:after="20" w:line="240" w:lineRule="auto"/>
+              <w:jc w:val="center"/>
+            </w:pPr>
+            <w:r>
+              <w:rPr>
+                <w:rFonts w:ascii="Times New Roman" w:hAnsi="Times New Roman" w:eastAsia="宋体"/>
+                <w:b w:val="0"/>
+                <w:i w:val="0"/>
+                <w:sz w:val="18"/>
+              </w:rPr>
+              <w:t>85.8%</w:t>
+            </w:r>
+          </w:p>
+        </w:tc>
+        <w:tc>
+          <w:tcPr>
+            <w:tcW w:type="dxa" w:w="1672"/>
+            <w:vAlign w:val="center"/>
+          </w:tcPr>
+          <w:p>
+            <w:pPr>
+              <w:spacing w:before="20" w:after="20" w:line="240" w:lineRule="auto"/>
+              <w:jc w:val="center"/>
+            </w:pPr>
+            <w:r>
+              <w:rPr>
+                <w:rFonts w:ascii="Times New Roman" w:hAnsi="Times New Roman" w:eastAsia="宋体"/>
+                <w:b w:val="0"/>
+                <w:i w:val="0"/>
+                <w:sz w:val="18"/>
+              </w:rPr>
+              <w:t>+274.0</w:t>
+            </w:r>
+          </w:p>
+        </w:tc>
+      </w:tr>
+      <w:tr>
+        <w:tc>
+          <w:tcPr>
+            <w:tcW w:type="dxa" w:w="1900"/>
+            <w:vAlign w:val="center"/>
+          </w:tcPr>
+          <w:p>
+            <w:pPr>
+              <w:spacing w:before="20" w:after="20" w:line="240" w:lineRule="auto"/>
+              <w:jc w:val="left"/>
+            </w:pPr>
+            <w:r>
+              <w:rPr>
+                <w:rFonts w:ascii="Times New Roman" w:hAnsi="Times New Roman" w:eastAsia="宋体"/>
+                <w:b w:val="0"/>
+                <w:i w:val="0"/>
+                <w:sz w:val="18"/>
+              </w:rPr>
+              <w:t>新能源 0.8×：5 000</w:t>
+            </w:r>
+          </w:p>
+        </w:tc>
+        <w:tc>
+          <w:tcPr>
+            <w:tcW w:type="dxa" w:w="1700"/>
+            <w:vAlign w:val="center"/>
+          </w:tcPr>
+          <w:p>
+            <w:pPr>
+              <w:spacing w:before="20" w:after="20" w:line="240" w:lineRule="auto"/>
+              <w:jc w:val="center"/>
+            </w:pPr>
+            <w:r>
+              <w:rPr>
+                <w:rFonts w:ascii="Times New Roman" w:hAnsi="Times New Roman" w:eastAsia="宋体"/>
+                <w:b w:val="0"/>
+                <w:i w:val="0"/>
+                <w:sz w:val="18"/>
+              </w:rPr>
+              <w:t>1 658.8</w:t>
+            </w:r>
+          </w:p>
+        </w:tc>
+        <w:tc>
+          <w:tcPr>
+            <w:tcW w:type="dxa" w:w="2100"/>
+            <w:vAlign w:val="center"/>
+          </w:tcPr>
+          <w:p>
+            <w:pPr>
+              <w:spacing w:before="20" w:after="20" w:line="240" w:lineRule="auto"/>
+              <w:jc w:val="center"/>
+            </w:pPr>
+            <w:r>
+              <w:rPr>
+                <w:rFonts w:ascii="Times New Roman" w:hAnsi="Times New Roman" w:eastAsia="宋体"/>
+                <w:b w:val="0"/>
+                <w:i w:val="0"/>
+                <w:sz w:val="18"/>
+              </w:rPr>
+              <w:t>-43 132.2</w:t>
+            </w:r>
+          </w:p>
+        </w:tc>
+        <w:tc>
+          <w:tcPr>
+            <w:tcW w:type="dxa" w:w="1700"/>
+            <w:vAlign w:val="center"/>
+          </w:tcPr>
+          <w:p>
+            <w:pPr>
+              <w:spacing w:before="20" w:after="20" w:line="240" w:lineRule="auto"/>
+              <w:jc w:val="center"/>
+            </w:pPr>
+            <w:r>
+              <w:rPr>
+                <w:rFonts w:ascii="Times New Roman" w:hAnsi="Times New Roman" w:eastAsia="宋体"/>
+                <w:b w:val="0"/>
+                <w:i w:val="0"/>
+                <w:sz w:val="18"/>
+              </w:rPr>
+              <w:t>85.8%</w:t>
+            </w:r>
+          </w:p>
+        </w:tc>
+        <w:tc>
+          <w:tcPr>
+            <w:tcW w:type="dxa" w:w="1672"/>
+            <w:vAlign w:val="center"/>
+          </w:tcPr>
+          <w:p>
+            <w:pPr>
+              <w:spacing w:before="20" w:after="20" w:line="240" w:lineRule="auto"/>
+              <w:jc w:val="center"/>
+            </w:pPr>
+            <w:r>
+              <w:rPr>
+                <w:rFonts w:ascii="Times New Roman" w:hAnsi="Times New Roman" w:eastAsia="宋体"/>
+                <w:b w:val="0"/>
+                <w:i w:val="0"/>
+                <w:sz w:val="18"/>
+              </w:rPr>
+              <w:t>+100.3</w:t>
             </w:r>
           </w:p>
         </w:tc>
@@ -12884,7 +13098,7 @@
           <w:i w:val="0"/>
           <w:sz w:val="24"/>
         </w:rPr>
-        <w:t>电价机制场景（表 13）表明价格信号对调度行为影响有限（成本差异小于 3 万元）；固定电价消除了峰谷价差、储能套利动机减弱，个别时段出现少量购电（碳排 13.7 tCO₂），说明电价结构是储能经济性与零购电运行点的支撑条件之一。</w:t>
+        <w:t>电价机制场景（表 13）表明价格信号对调度行为影响有限（成本差异不足 9 万元）；固定电价消除了峰谷价差、储能套利动机减弱，个别时段出现少量购电（购电 84 MWh、碳排 19.8 tCO₂），说明电价结构是储能经济性与零购电运行点的支撑条件之一；碳价并入购电成本后因边际碳排已为 0 而不改变策略。</w:t>
       </w:r>
     </w:p>
     <w:p>
@@ -13095,7 +13309,7 @@
                 <w:i w:val="0"/>
                 <w:sz w:val="18"/>
               </w:rPr>
-              <w:t>-45 905.6</w:t>
+              <w:t>-45 910.1</w:t>
             </w:r>
           </w:p>
         </w:tc>
@@ -13158,7 +13372,7 @@
                 <w:i w:val="0"/>
                 <w:sz w:val="18"/>
               </w:rPr>
-              <w:t>-372.5</w:t>
+              <w:t>-390.4</w:t>
             </w:r>
           </w:p>
         </w:tc>
@@ -13202,7 +13416,7 @@
                 <w:i w:val="0"/>
                 <w:sz w:val="18"/>
               </w:rPr>
-              <w:t>-45 906.9</w:t>
+              <w:t>-45 901.9</w:t>
             </w:r>
           </w:p>
         </w:tc>
@@ -13265,7 +13479,7 @@
                 <w:i w:val="0"/>
                 <w:sz w:val="18"/>
               </w:rPr>
-              <w:t>-388.5</w:t>
+              <w:t>-377.5</w:t>
             </w:r>
           </w:p>
         </w:tc>
@@ -13309,7 +13523,7 @@
                 <w:i w:val="0"/>
                 <w:sz w:val="18"/>
               </w:rPr>
-              <w:t>-45 906.0</w:t>
+              <w:t>-45 904.7</w:t>
             </w:r>
           </w:p>
         </w:tc>
@@ -13330,7 +13544,7 @@
                 <w:i w:val="0"/>
                 <w:sz w:val="18"/>
               </w:rPr>
-              <w:t>13.7</w:t>
+              <w:t>19.8</w:t>
             </w:r>
           </w:p>
         </w:tc>
@@ -13372,7 +13586,7 @@
                 <w:i w:val="0"/>
                 <w:sz w:val="18"/>
               </w:rPr>
-              <w:t>-386.9</w:t>
+              <w:t>-382.5</w:t>
             </w:r>
           </w:p>
         </w:tc>
@@ -13416,7 +13630,7 @@
                 <w:i w:val="0"/>
                 <w:sz w:val="18"/>
               </w:rPr>
-              <w:t>-45 903.9</w:t>
+              <w:t>-45 903.8</w:t>
             </w:r>
           </w:p>
         </w:tc>
@@ -13479,7 +13693,7 @@
                 <w:i w:val="0"/>
                 <w:sz w:val="18"/>
               </w:rPr>
-              <w:t>-365.6</w:t>
+              <w:t>-383.7</w:t>
             </w:r>
           </w:p>
         </w:tc>
@@ -13497,7 +13711,7 @@
           <w:i w:val="0"/>
           <w:sz w:val="24"/>
         </w:rPr>
-        <w:t>新能源波动场景（表 14）中，可用出力减少 20% 是唯一使系统失去零购电运行点的场景：成本升至 -4.31 亿元、碳排放升至 1 696 tCO₂、峰值净购电转为 +325 MW 的正向购电峰值，调度侧更多向西部迁移（迁移比例升至 41.3%），末端 4 个巨型训练任务因资源紧张未获调度；可用出力增加 20% 进一步压低成本与峰值（-620 MW），但利用率口径下降（可用总量增大、外送受上限约束），说明新能源增容需与外送、储能扩容共同评估。</w:t>
+        <w:t>新能源波动场景（表 14）中，可用出力减少 20% 是唯一使系统失去零购电运行点的场景：成本升至 -4.27 亿元、碳排放升至 1 769 tCO₂、峰值净购电转为 +152 MW 的正向购电峰值，储能充电量激增至约 25.3 万 MWh（约为基准的 5 倍），调度侧更多向西部迁移（迁移比例升至 40.8%）；在修复机制下 50 000 个任务仍全部完成调度。可用出力增加 20% 进一步压低成本与峰值（-620 MW），但利用率口径下降（可用总量增大、外送受上限约束、弃电增加），说明新能源增容需与外送、储能扩容共同评估。</w:t>
       </w:r>
     </w:p>
     <w:p>
@@ -13758,7 +13972,7 @@
                 <w:i w:val="0"/>
                 <w:sz w:val="18"/>
               </w:rPr>
-              <w:t>4</w:t>
+              <w:t>0</w:t>
             </w:r>
           </w:p>
         </w:tc>
@@ -13779,7 +13993,7 @@
                 <w:i w:val="0"/>
                 <w:sz w:val="18"/>
               </w:rPr>
-              <w:t>-43 090.7</w:t>
+              <w:t>-42 696.9</w:t>
             </w:r>
           </w:p>
         </w:tc>
@@ -13800,7 +14014,7 @@
                 <w:i w:val="0"/>
                 <w:sz w:val="18"/>
               </w:rPr>
-              <w:t>1 696.1</w:t>
+              <w:t>1 769.4</w:t>
             </w:r>
           </w:p>
         </w:tc>
@@ -13821,7 +14035,7 @@
                 <w:i w:val="0"/>
                 <w:sz w:val="18"/>
               </w:rPr>
-              <w:t>18.63</w:t>
+              <w:t>18.44</w:t>
             </w:r>
           </w:p>
         </w:tc>
@@ -13842,7 +14056,7 @@
                 <w:i w:val="0"/>
                 <w:sz w:val="18"/>
               </w:rPr>
-              <w:t>85.7%</w:t>
+              <w:t>85.5%</w:t>
             </w:r>
           </w:p>
         </w:tc>
@@ -13863,7 +14077,7 @@
                 <w:i w:val="0"/>
                 <w:sz w:val="18"/>
               </w:rPr>
-              <w:t>+325.2</w:t>
+              <w:t>+152.2</w:t>
             </w:r>
           </w:p>
         </w:tc>
@@ -13928,7 +14142,7 @@
                 <w:i w:val="0"/>
                 <w:sz w:val="18"/>
               </w:rPr>
-              <w:t>-45 905.6</w:t>
+              <w:t>-45 910.1</w:t>
             </w:r>
           </w:p>
         </w:tc>
@@ -13970,7 +14184,7 @@
                 <w:i w:val="0"/>
                 <w:sz w:val="18"/>
               </w:rPr>
-              <w:t>14.46</w:t>
+              <w:t>14.43</w:t>
             </w:r>
           </w:p>
         </w:tc>
@@ -14012,7 +14226,7 @@
                 <w:i w:val="0"/>
                 <w:sz w:val="18"/>
               </w:rPr>
-              <w:t>-372.5</w:t>
+              <w:t>-390.4</w:t>
             </w:r>
           </w:p>
         </w:tc>
@@ -14119,7 +14333,7 @@
                 <w:i w:val="0"/>
                 <w:sz w:val="18"/>
               </w:rPr>
-              <w:t>14.20</w:t>
+              <w:t>14.21</w:t>
             </w:r>
           </w:p>
         </w:tc>
@@ -14459,7 +14673,7 @@
           <w:i w:val="0"/>
           <w:sz w:val="24"/>
         </w:rPr>
-        <w:t>16 个场景调度层与电力层约束全部校验通过；上层调度生成的 AI 负荷与下层能源输入逐时一致，边际供应栈与最终能源方案自洽；未调度任务仅出现在碳优先（2 个）与新能源 ×0.8（4 个）场景的末端紧容量时段，调度率不低于 99.992%。</w:t>
+        <w:t>20 个场景调度层（开工/完工/时延/GPU/IT/设施功率/重复调度）与电力层（新能源平衡/功率平衡/SOC/互斥/边界）约束全部校验通过，全部场景实现 50 000/50 000 个任务完整调度；上层调度生成的 AI 负荷与下层能源输入逐时一致，边际供应栈与最终能源方案自洽。</w:t>
       </w:r>
     </w:p>
     <w:p>

--- a/新的论文.docx
+++ b/新的论文.docx
@@ -25,24 +25,24 @@
       <w:r>
         <w:rPr>
           <w:rFonts w:ascii="Times New Roman" w:hAnsi="Times New Roman" w:eastAsia="黑体"/>
-          <w:b w:val="0"/>
+          <w:b/>
           <w:i w:val="0"/>
-          <w:sz w:val="30"/>
+          <w:sz w:val="32"/>
         </w:rPr>
         <w:t>面向算电协同的多区域算力调度与储能协同优化</w:t>
       </w:r>
     </w:p>
     <w:p>
       <w:pPr>
-        <w:spacing w:after="80"/>
+        <w:spacing w:before="240" w:after="240"/>
         <w:jc w:val="center"/>
       </w:pPr>
       <w:r>
         <w:rPr>
           <w:rFonts w:ascii="Times New Roman" w:hAnsi="Times New Roman" w:eastAsia="黑体"/>
-          <w:b w:val="0"/>
+          <w:b/>
           <w:i w:val="0"/>
-          <w:sz w:val="28"/>
+          <w:sz w:val="32"/>
         </w:rPr>
         <w:t>摘  要</w:t>
       </w:r>
@@ -59,7 +59,7 @@
           <w:i w:val="0"/>
           <w:sz w:val="24"/>
         </w:rPr>
-        <w:t>随着人工智能算力规模持续扩张，数据中心用电成本与碳排放日益成为运营的核心约束，“算电协同”要求算力负荷与电力系统实时耦合、跨区域联合优化。本文针对六区域、三类 AI 任务构成的算—储—电协同场景，建立了“统计预测—碳感知调度—储能协同—全局优化”的递进式模型体系，实现了 50 000 个任务从算力需求预测到多目标调度决策的全链条求解。</w:t>
+        <w:t>随着人工智能算力规模持续扩张，数据中心用电成本与碳排放日益成为运营核心约束，算电协同要求算力负荷与电力系统实时耦合、跨区域联合优化。针对问题一，采用描述性统计与泊松拟合分析任务到达规律，构建常数均值、AR(2) 与梯度提升树三种预测模型并给出 90% 预测区间，建立以 GPU 容量为硬约束的基础算力调度模型；针对问题二，建立基于加权综合评分的碳感知滚动窗口调度模型（WCRS），以 8 组权重策略生成方案并经 Pareto 非支配筛选；针对问题三，建立六区域独立的储能协同 MILP 模型并精确求解；针对问题四，构建任务调度层与能源—储能层双层协同框架，以边际供应栈实现算储电耦合。</w:t>
       </w:r>
     </w:p>
     <w:p>
@@ -74,7 +74,7 @@
           <w:i w:val="0"/>
           <w:sz w:val="24"/>
         </w:rPr>
-        <w:t>针对问题一，对逐时任务到达数进行统计分析，其均值方差比约为 1.032（近似泊松分布）、一阶自相关接近于 0；GPU 需求序列亦无明显自相关。构建常数均值、AR(2) 与梯度提升树三种预测模型，梯度提升树在 2376–2399 小时最终测试窗口上的 MAPE 为 10.06%，90% 预测区间覆盖率为 91.7%。建立基础算力调度模型，最后 24 小时 538 个任务全部按时完成，迁移率 2.8%、零延后，IT 功率峰值约为容量 28%。</w:t>
+        <w:t>问题一梯度提升树在 2376–2399 小时窗口 MAPE 为 10.06%、预测区间覆盖率 91.7%，538 个任务全部按时调度；问题二 50 000 个任务全部调度且 0 违规，新能源利用率由 32.8% 提升至 68.8%、碳排放降至 160.7 tCO₂；问题三储能进一步降低运行成本 9.4%、峰值净购电降至 -568.4 MW；问题四 20 个场景全部调度，成本由 +18.0 亿元转为 -4.59 亿元、碳排放降为 0，新能源减少 20% 时系统失去零购电运行点。</w:t>
       </w:r>
     </w:p>
     <w:p>
@@ -89,37 +89,7 @@
           <w:i w:val="0"/>
           <w:sz w:val="24"/>
         </w:rPr>
-        <w:t>针对问题二，以任务迁移目标区域与开工时段为决策变量，建立基于加权综合评分的碳感知滚动窗口调度模型（WCRS），以 8 组权重策略生成候选方案并经 Pareto 非支配筛选。50 000 个任务全部完成调度、约束违规数为 0；与基线相比，新能源利用率由 32.8% 提升至 68.8%，弃电降低 53.6%，系统峰值净购电由 1 907.6 MW 降至 171.2 MW，碳排放由 2 045 367 tCO₂ 降至 160.7 tCO₂。</w:t>
-      </w:r>
-    </w:p>
-    <w:p>
-      <w:pPr>
-        <w:spacing w:after="0" w:line="240" w:lineRule="auto"/>
-        <w:ind w:firstLine="480"/>
-      </w:pPr>
-      <w:r>
-        <w:rPr>
-          <w:rFonts w:ascii="Times New Roman" w:hAnsi="Times New Roman" w:eastAsia="宋体"/>
-          <w:b w:val="0"/>
-          <w:i w:val="0"/>
-          <w:sz w:val="24"/>
-        </w:rPr>
-        <w:t>针对问题三，在给定负荷下建立六区域独立求解的储能协同优化 MILP 模型：与无储能优化相比，储能使运行成本进一步下降 9.4%，系统峰值净购电降至 -568.4 MW，净购电波动 MAD 降至 0.5 MW；容量敏感性表明附件储能容量已接近饱和，效率敏感性表明充放电效率显著影响波动平抑能力。</w:t>
-      </w:r>
-    </w:p>
-    <w:p>
-      <w:pPr>
-        <w:spacing w:after="0" w:line="240" w:lineRule="auto"/>
-        <w:ind w:firstLine="480"/>
-      </w:pPr>
-      <w:r>
-        <w:rPr>
-          <w:rFonts w:ascii="Times New Roman" w:hAnsi="Times New Roman" w:eastAsia="宋体"/>
-          <w:b w:val="0"/>
-          <w:i w:val="0"/>
-          <w:sz w:val="24"/>
-        </w:rPr>
-        <w:t>针对问题四，构建“任务调度层＋能源—储能层＋边际供应栈反馈”的双层协同优化框架并覆盖 20 个场景：全部场景实现 50 000/50 000 个任务的完整调度、约束违规数为 0，成本由 +18.0 亿元转为 -4.59 亿元、碳排放降为 0、新能源利用率提升至约 69.6%；基准场景下碳约束均为非紧约束，固定电价机制引入少量购电（碳排 19.8 tCO₂），新能源出力减少 20% 时系统失去零购电运行点（成本升至 -4.27 亿元、碳排 1 769 tCO₂、峰值净购电 +152 MW，且存在约 1 630 tCO₂ 的碳排可行下限）。本文模型为算电协同场景下的调度决策提供了系统的建模与求解框架。</w:t>
+        <w:t>进一步对储能容量与充放电效率进行敏感性分析，验证了模型稳健性；模型可推广至多能互补园区与虚拟电厂等算电协同场景。</w:t>
       </w:r>
     </w:p>
     <w:p>
@@ -131,9 +101,9 @@
           <w:rFonts w:ascii="Times New Roman" w:hAnsi="Times New Roman" w:eastAsia="黑体"/>
           <w:b/>
           <w:i w:val="0"/>
-          <w:sz w:val="24"/>
+          <w:sz w:val="28"/>
         </w:rPr>
-        <w:t>关键词：</w:t>
+        <w:t>关键词</w:t>
       </w:r>
       <w:r>
         <w:rPr>
@@ -142,7 +112,7 @@
           <w:i w:val="0"/>
           <w:sz w:val="24"/>
         </w:rPr>
-        <w:t>算电协同；多目标优化；滚动时域调度；Pareto 前沿；储能协同；双层协同优化</w:t>
+        <w:t>：算电协同；多目标优化；滚动时域调度；储能协同；双层协同优化</w:t>
       </w:r>
     </w:p>
     <w:p>
@@ -152,7 +122,7 @@
     </w:p>
     <w:p>
       <w:pPr>
-        <w:spacing w:before="120" w:after="120"/>
+        <w:spacing w:before="240" w:after="240"/>
         <w:jc w:val="center"/>
       </w:pPr>
       <w:r>
@@ -160,9 +130,9 @@
           <w:rFonts w:ascii="Times New Roman" w:hAnsi="Times New Roman" w:eastAsia="黑体"/>
           <w:b/>
           <w:i w:val="0"/>
-          <w:sz w:val="28"/>
+          <w:sz w:val="32"/>
         </w:rPr>
-        <w:t>目  录</w:t>
+        <w:t>目 录</w:t>
       </w:r>
     </w:p>
     <w:p>
@@ -441,7 +411,7 @@
       </w:pPr>
       <w:r>
         <w:rPr>
-          <w:rFonts w:ascii="Times New Roman" w:hAnsi="Times New Roman" w:eastAsia="黑体"/>
+          <w:rFonts w:ascii="Times New Roman" w:hAnsi="Times New Roman" w:eastAsia="宋体"/>
           <w:b/>
           <w:i w:val="0"/>
           <w:sz w:val="21"/>
@@ -1517,29 +1487,6 @@
           <w:sz w:val="24"/>
         </w:rPr>
         <w:t>问题四的关键在于“耦合”：任务调度决定区域逐时 AI 负荷，负荷进入下层能源—储能优化，决定购售电、充放电与新能源分配；下层优化的边际供应特性再反馈到上层任务调度的评分函数。据此采用“任务调度层（继承问题二）＋能源—储能层（继承问题三）＋边际供应栈反馈”的双层协同迭代结构，并针对碳约束强度、电价机制与新能源波动设计 20 个对比场景（含新能源减少场景下的碳约束组合），分析策略对参数变化的敏感性。</w:t>
-      </w:r>
-    </w:p>
-    <w:p>
-      <w:pPr>
-        <w:pStyle w:val="Heading2"/>
-      </w:pPr>
-      <w:r>
-        <w:t>2.7 求解思路与主要创新</w:t>
-      </w:r>
-    </w:p>
-    <w:p>
-      <w:pPr>
-        <w:spacing w:after="0" w:line="240" w:lineRule="auto"/>
-        <w:ind w:firstLine="480"/>
-      </w:pPr>
-      <w:r>
-        <w:rPr>
-          <w:rFonts w:ascii="Times New Roman" w:hAnsi="Times New Roman" w:eastAsia="宋体"/>
-          <w:b w:val="0"/>
-          <w:i w:val="0"/>
-          <w:sz w:val="24"/>
-        </w:rPr>
-        <w:t>综合四问的分析，本文求解思路可概括为“自下而上建模、自上而下协同”：先以数据驱动方法解决算力需求统计与预测，再建立基础调度与碳感知多目标调度模型，随后在给定负荷下精确刻画储能协同，最终通过双层迭代实现算、储、电的全局协同。主要创新体现在三个方面：其一，采用滚动时域与加权评分相结合的方式求解 50 000 级任务的大规模调度问题，兼顾可解性与最优性；其二，以边际供应栈作为任务调度层与能源—储能层之间的耦合信号，将储能的时空调配能力显式注入调度决策；其三，构建覆盖多目标策略、碳约束、电价机制与新能源波动的系统场景矩阵，全面回答问题四的比较要求，并揭示“零购电、强外送”低碳运行点的形成机理。</w:t>
       </w:r>
     </w:p>
     <w:p>
@@ -1715,7 +1662,7 @@
       </w:pPr>
       <w:r>
         <w:rPr>
-          <w:rFonts w:ascii="Times New Roman" w:hAnsi="Times New Roman" w:eastAsia="黑体"/>
+          <w:rFonts w:ascii="Times New Roman" w:hAnsi="Times New Roman" w:eastAsia="宋体"/>
           <w:b/>
           <w:i w:val="0"/>
           <w:sz w:val="21"/>
@@ -1746,10 +1693,9 @@
         </w:tblCellMar>
       </w:tblPr>
       <w:tblGrid>
-        <w:gridCol w:w="2200"/>
-        <w:gridCol w:w="2400"/>
-        <w:gridCol w:w="2200"/>
-        <w:gridCol w:w="2272"/>
+        <w:gridCol w:w="2000"/>
+        <w:gridCol w:w="4600"/>
+        <w:gridCol w:w="2472"/>
       </w:tblGrid>
       <w:tr>
         <w:trPr>
@@ -1757,7 +1703,7 @@
         </w:trPr>
         <w:tc>
           <w:tcPr>
-            <w:tcW w:type="dxa" w:w="2200"/>
+            <w:tcW w:type="dxa" w:w="2000"/>
             <w:vAlign w:val="center"/>
             <w:tcBorders>
               <w:bottom w:val="single" w:sz="6" w:space="0" w:color="000000"/>
@@ -1781,7 +1727,7 @@
         </w:tc>
         <w:tc>
           <w:tcPr>
-            <w:tcW w:type="dxa" w:w="2400"/>
+            <w:tcW w:type="dxa" w:w="4600"/>
             <w:vAlign w:val="center"/>
             <w:tcBorders>
               <w:bottom w:val="single" w:sz="6" w:space="0" w:color="000000"/>
@@ -1799,13 +1745,13 @@
                 <w:i w:val="0"/>
                 <w:sz w:val="18"/>
               </w:rPr>
-              <w:t>含义</w:t>
-            </w:r>
-          </w:p>
-        </w:tc>
-        <w:tc>
-          <w:tcPr>
-            <w:tcW w:type="dxa" w:w="2200"/>
+              <w:t>符号意义</w:t>
+            </w:r>
+          </w:p>
+        </w:tc>
+        <w:tc>
+          <w:tcPr>
+            <w:tcW w:type="dxa" w:w="2472"/>
             <w:vAlign w:val="center"/>
             <w:tcBorders>
               <w:bottom w:val="single" w:sz="6" w:space="0" w:color="000000"/>
@@ -1823,31 +1769,7 @@
                 <w:i w:val="0"/>
                 <w:sz w:val="18"/>
               </w:rPr>
-              <w:t>符号</w:t>
-            </w:r>
-          </w:p>
-        </w:tc>
-        <w:tc>
-          <w:tcPr>
-            <w:tcW w:type="dxa" w:w="2272"/>
-            <w:vAlign w:val="center"/>
-            <w:tcBorders>
-              <w:bottom w:val="single" w:sz="6" w:space="0" w:color="000000"/>
-            </w:tcBorders>
-          </w:tcPr>
-          <w:p>
-            <w:pPr>
-              <w:spacing w:before="20" w:after="20" w:line="240" w:lineRule="auto"/>
-              <w:jc w:val="center"/>
-            </w:pPr>
-            <w:r>
-              <w:rPr>
-                <w:rFonts w:ascii="Times New Roman" w:hAnsi="Times New Roman" w:eastAsia="宋体"/>
-                <w:b/>
-                <w:i w:val="0"/>
-                <w:sz w:val="18"/>
-              </w:rPr>
-              <w:t>含义</w:t>
+              <w:t>备注/单位</w:t>
             </w:r>
           </w:p>
         </w:tc>
@@ -1855,7 +1777,7 @@
       <w:tr>
         <w:tc>
           <w:tcPr>
-            <w:tcW w:type="dxa" w:w="2200"/>
+            <w:tcW w:type="dxa" w:w="2000"/>
             <w:vAlign w:val="center"/>
           </w:tcPr>
           <w:p>
@@ -1876,64 +1798,43 @@
         </w:tc>
         <w:tc>
           <w:tcPr>
-            <w:tcW w:type="dxa" w:w="2400"/>
-            <w:vAlign w:val="center"/>
-          </w:tcPr>
-          <w:p>
-            <w:pPr>
-              <w:spacing w:before="20" w:after="20" w:line="240" w:lineRule="auto"/>
-              <w:jc w:val="center"/>
-            </w:pPr>
-            <w:r>
-              <w:rPr>
-                <w:rFonts w:ascii="Times New Roman" w:hAnsi="Times New Roman" w:eastAsia="宋体"/>
-                <w:b w:val="0"/>
-                <w:i w:val="0"/>
-                <w:sz w:val="18"/>
-              </w:rPr>
-              <w:t>区域 / 时段索引</w:t>
-            </w:r>
-          </w:p>
-        </w:tc>
-        <w:tc>
-          <w:tcPr>
-            <w:tcW w:type="dxa" w:w="2200"/>
-            <w:vAlign w:val="center"/>
-          </w:tcPr>
-          <w:p>
-            <w:pPr>
-              <w:spacing w:before="20" w:after="20" w:line="240" w:lineRule="auto"/>
-              <w:jc w:val="center"/>
-            </w:pPr>
-            <w:r>
-              <w:rPr>
-                <w:rFonts w:ascii="Times New Roman" w:hAnsi="Times New Roman" w:eastAsia="宋体"/>
-                <w:b w:val="0"/>
-                <w:i w:val="0"/>
-                <w:sz w:val="18"/>
-              </w:rPr>
-              <w:t>i</w:t>
-            </w:r>
-          </w:p>
-        </w:tc>
-        <w:tc>
-          <w:tcPr>
-            <w:tcW w:type="dxa" w:w="2272"/>
-            <w:vAlign w:val="center"/>
-          </w:tcPr>
-          <w:p>
-            <w:pPr>
-              <w:spacing w:before="20" w:after="20" w:line="240" w:lineRule="auto"/>
-              <w:jc w:val="center"/>
-            </w:pPr>
-            <w:r>
-              <w:rPr>
-                <w:rFonts w:ascii="Times New Roman" w:hAnsi="Times New Roman" w:eastAsia="宋体"/>
-                <w:b w:val="0"/>
-                <w:i w:val="0"/>
-                <w:sz w:val="18"/>
-              </w:rPr>
-              <w:t>任务索引</w:t>
+            <w:tcW w:type="dxa" w:w="4600"/>
+            <w:vAlign w:val="center"/>
+          </w:tcPr>
+          <w:p>
+            <w:pPr>
+              <w:spacing w:before="20" w:after="20" w:line="240" w:lineRule="auto"/>
+              <w:jc w:val="center"/>
+            </w:pPr>
+            <w:r>
+              <w:rPr>
+                <w:rFonts w:ascii="Times New Roman" w:hAnsi="Times New Roman" w:eastAsia="宋体"/>
+                <w:b w:val="0"/>
+                <w:i w:val="0"/>
+                <w:sz w:val="18"/>
+              </w:rPr>
+              <w:t>区域索引（A–F）/ 时段索引（0–2406）</w:t>
+            </w:r>
+          </w:p>
+        </w:tc>
+        <w:tc>
+          <w:tcPr>
+            <w:tcW w:type="dxa" w:w="2472"/>
+            <w:vAlign w:val="center"/>
+          </w:tcPr>
+          <w:p>
+            <w:pPr>
+              <w:spacing w:before="20" w:after="20" w:line="240" w:lineRule="auto"/>
+              <w:jc w:val="center"/>
+            </w:pPr>
+            <w:r>
+              <w:rPr>
+                <w:rFonts w:ascii="Times New Roman" w:hAnsi="Times New Roman" w:eastAsia="宋体"/>
+                <w:b w:val="0"/>
+                <w:i w:val="0"/>
+                <w:sz w:val="18"/>
+              </w:rPr>
+              <w:t>— / h</w:t>
             </w:r>
           </w:p>
         </w:tc>
@@ -1941,7 +1842,7 @@
       <w:tr>
         <w:tc>
           <w:tcPr>
-            <w:tcW w:type="dxa" w:w="2200"/>
+            <w:tcW w:type="dxa" w:w="2000"/>
             <w:vAlign w:val="center"/>
           </w:tcPr>
           <w:p>
@@ -1956,70 +1857,49 @@
                 <w:i w:val="0"/>
                 <w:sz w:val="18"/>
               </w:rPr>
-              <w:t>g_i / d_i</w:t>
-            </w:r>
-          </w:p>
-        </w:tc>
-        <w:tc>
-          <w:tcPr>
-            <w:tcW w:type="dxa" w:w="2400"/>
-            <w:vAlign w:val="center"/>
-          </w:tcPr>
-          <w:p>
-            <w:pPr>
-              <w:spacing w:before="20" w:after="20" w:line="240" w:lineRule="auto"/>
-              <w:jc w:val="center"/>
-            </w:pPr>
-            <w:r>
-              <w:rPr>
-                <w:rFonts w:ascii="Times New Roman" w:hAnsi="Times New Roman" w:eastAsia="宋体"/>
-                <w:b w:val="0"/>
-                <w:i w:val="0"/>
-                <w:sz w:val="18"/>
-              </w:rPr>
-              <w:t>GPU 需求 / 执行时长</w:t>
-            </w:r>
-          </w:p>
-        </w:tc>
-        <w:tc>
-          <w:tcPr>
-            <w:tcW w:type="dxa" w:w="2200"/>
-            <w:vAlign w:val="center"/>
-          </w:tcPr>
-          <w:p>
-            <w:pPr>
-              <w:spacing w:before="20" w:after="20" w:line="240" w:lineRule="auto"/>
-              <w:jc w:val="center"/>
-            </w:pPr>
-            <w:r>
-              <w:rPr>
-                <w:rFonts w:ascii="Times New Roman" w:hAnsi="Times New Roman" w:eastAsia="宋体"/>
-                <w:b w:val="0"/>
-                <w:i w:val="0"/>
-                <w:sz w:val="18"/>
-              </w:rPr>
-              <w:t>l_i / L_i</w:t>
-            </w:r>
-          </w:p>
-        </w:tc>
-        <w:tc>
-          <w:tcPr>
-            <w:tcW w:type="dxa" w:w="2272"/>
-            <w:vAlign w:val="center"/>
-          </w:tcPr>
-          <w:p>
-            <w:pPr>
-              <w:spacing w:before="20" w:after="20" w:line="240" w:lineRule="auto"/>
-              <w:jc w:val="center"/>
-            </w:pPr>
-            <w:r>
-              <w:rPr>
-                <w:rFonts w:ascii="Times New Roman" w:hAnsi="Times New Roman" w:eastAsia="宋体"/>
-                <w:b w:val="0"/>
-                <w:i w:val="0"/>
-                <w:sz w:val="18"/>
-              </w:rPr>
-              <w:t>时延上限 / 最晚完成时刻</w:t>
+              <w:t>i</w:t>
+            </w:r>
+          </w:p>
+        </w:tc>
+        <w:tc>
+          <w:tcPr>
+            <w:tcW w:type="dxa" w:w="4600"/>
+            <w:vAlign w:val="center"/>
+          </w:tcPr>
+          <w:p>
+            <w:pPr>
+              <w:spacing w:before="20" w:after="20" w:line="240" w:lineRule="auto"/>
+              <w:jc w:val="center"/>
+            </w:pPr>
+            <w:r>
+              <w:rPr>
+                <w:rFonts w:ascii="Times New Roman" w:hAnsi="Times New Roman" w:eastAsia="宋体"/>
+                <w:b w:val="0"/>
+                <w:i w:val="0"/>
+                <w:sz w:val="18"/>
+              </w:rPr>
+              <w:t>任务索引</w:t>
+            </w:r>
+          </w:p>
+        </w:tc>
+        <w:tc>
+          <w:tcPr>
+            <w:tcW w:type="dxa" w:w="2472"/>
+            <w:vAlign w:val="center"/>
+          </w:tcPr>
+          <w:p>
+            <w:pPr>
+              <w:spacing w:before="20" w:after="20" w:line="240" w:lineRule="auto"/>
+              <w:jc w:val="center"/>
+            </w:pPr>
+            <w:r>
+              <w:rPr>
+                <w:rFonts w:ascii="Times New Roman" w:hAnsi="Times New Roman" w:eastAsia="宋体"/>
+                <w:b w:val="0"/>
+                <w:i w:val="0"/>
+                <w:sz w:val="18"/>
+              </w:rPr>
+              <w:t>—</w:t>
             </w:r>
           </w:p>
         </w:tc>
@@ -2027,7 +1907,7 @@
       <w:tr>
         <w:tc>
           <w:tcPr>
-            <w:tcW w:type="dxa" w:w="2200"/>
+            <w:tcW w:type="dxa" w:w="2000"/>
             <w:vAlign w:val="center"/>
           </w:tcPr>
           <w:p>
@@ -2042,70 +1922,49 @@
                 <w:i w:val="0"/>
                 <w:sz w:val="18"/>
               </w:rPr>
-              <w:t>x_i,r,s</w:t>
-            </w:r>
-          </w:p>
-        </w:tc>
-        <w:tc>
-          <w:tcPr>
-            <w:tcW w:type="dxa" w:w="2400"/>
-            <w:vAlign w:val="center"/>
-          </w:tcPr>
-          <w:p>
-            <w:pPr>
-              <w:spacing w:before="20" w:after="20" w:line="240" w:lineRule="auto"/>
-              <w:jc w:val="center"/>
-            </w:pPr>
-            <w:r>
-              <w:rPr>
-                <w:rFonts w:ascii="Times New Roman" w:hAnsi="Times New Roman" w:eastAsia="宋体"/>
-                <w:b w:val="0"/>
-                <w:i w:val="0"/>
-                <w:sz w:val="18"/>
-              </w:rPr>
-              <w:t>任务-区域-开工时段 0-1 变量</w:t>
-            </w:r>
-          </w:p>
-        </w:tc>
-        <w:tc>
-          <w:tcPr>
-            <w:tcW w:type="dxa" w:w="2200"/>
-            <w:vAlign w:val="center"/>
-          </w:tcPr>
-          <w:p>
-            <w:pPr>
-              <w:spacing w:before="20" w:after="20" w:line="240" w:lineRule="auto"/>
-              <w:jc w:val="center"/>
-            </w:pPr>
-            <w:r>
-              <w:rPr>
-                <w:rFonts w:ascii="Times New Roman" w:hAnsi="Times New Roman" w:eastAsia="宋体"/>
-                <w:b w:val="0"/>
-                <w:i w:val="0"/>
-                <w:sz w:val="18"/>
-              </w:rPr>
-              <w:t>h_i,t</w:t>
-            </w:r>
-          </w:p>
-        </w:tc>
-        <w:tc>
-          <w:tcPr>
-            <w:tcW w:type="dxa" w:w="2272"/>
-            <w:vAlign w:val="center"/>
-          </w:tcPr>
-          <w:p>
-            <w:pPr>
-              <w:spacing w:before="20" w:after="20" w:line="240" w:lineRule="auto"/>
-              <w:jc w:val="center"/>
-            </w:pPr>
-            <w:r>
-              <w:rPr>
-                <w:rFonts w:ascii="Times New Roman" w:hAnsi="Times New Roman" w:eastAsia="宋体"/>
-                <w:b w:val="0"/>
-                <w:i w:val="0"/>
-                <w:sz w:val="18"/>
-              </w:rPr>
-              <w:t>任务时段重叠系数</w:t>
+              <w:t>g_i</w:t>
+            </w:r>
+          </w:p>
+        </w:tc>
+        <w:tc>
+          <w:tcPr>
+            <w:tcW w:type="dxa" w:w="4600"/>
+            <w:vAlign w:val="center"/>
+          </w:tcPr>
+          <w:p>
+            <w:pPr>
+              <w:spacing w:before="20" w:after="20" w:line="240" w:lineRule="auto"/>
+              <w:jc w:val="center"/>
+            </w:pPr>
+            <w:r>
+              <w:rPr>
+                <w:rFonts w:ascii="Times New Roman" w:hAnsi="Times New Roman" w:eastAsia="宋体"/>
+                <w:b w:val="0"/>
+                <w:i w:val="0"/>
+                <w:sz w:val="18"/>
+              </w:rPr>
+              <w:t>任务 GPU 需求</w:t>
+            </w:r>
+          </w:p>
+        </w:tc>
+        <w:tc>
+          <w:tcPr>
+            <w:tcW w:type="dxa" w:w="2472"/>
+            <w:vAlign w:val="center"/>
+          </w:tcPr>
+          <w:p>
+            <w:pPr>
+              <w:spacing w:before="20" w:after="20" w:line="240" w:lineRule="auto"/>
+              <w:jc w:val="center"/>
+            </w:pPr>
+            <w:r>
+              <w:rPr>
+                <w:rFonts w:ascii="Times New Roman" w:hAnsi="Times New Roman" w:eastAsia="宋体"/>
+                <w:b w:val="0"/>
+                <w:i w:val="0"/>
+                <w:sz w:val="18"/>
+              </w:rPr>
+              <w:t>等效 GPU</w:t>
             </w:r>
           </w:p>
         </w:tc>
@@ -2113,7 +1972,7 @@
       <w:tr>
         <w:tc>
           <w:tcPr>
-            <w:tcW w:type="dxa" w:w="2200"/>
+            <w:tcW w:type="dxa" w:w="2000"/>
             <w:vAlign w:val="center"/>
           </w:tcPr>
           <w:p>
@@ -2128,70 +1987,49 @@
                 <w:i w:val="0"/>
                 <w:sz w:val="18"/>
               </w:rPr>
-              <w:t>Available_GPU(r)</w:t>
-            </w:r>
-          </w:p>
-        </w:tc>
-        <w:tc>
-          <w:tcPr>
-            <w:tcW w:type="dxa" w:w="2400"/>
-            <w:vAlign w:val="center"/>
-          </w:tcPr>
-          <w:p>
-            <w:pPr>
-              <w:spacing w:before="20" w:after="20" w:line="240" w:lineRule="auto"/>
-              <w:jc w:val="center"/>
-            </w:pPr>
-            <w:r>
-              <w:rPr>
-                <w:rFonts w:ascii="Times New Roman" w:hAnsi="Times New Roman" w:eastAsia="宋体"/>
-                <w:b w:val="0"/>
-                <w:i w:val="0"/>
-                <w:sz w:val="18"/>
-              </w:rPr>
-              <w:t>可调度 GPU 容量</w:t>
-            </w:r>
-          </w:p>
-        </w:tc>
-        <w:tc>
-          <w:tcPr>
-            <w:tcW w:type="dxa" w:w="2200"/>
-            <w:vAlign w:val="center"/>
-          </w:tcPr>
-          <w:p>
-            <w:pPr>
-              <w:spacing w:before="20" w:after="20" w:line="240" w:lineRule="auto"/>
-              <w:jc w:val="center"/>
-            </w:pPr>
-            <w:r>
-              <w:rPr>
-                <w:rFonts w:ascii="Times New Roman" w:hAnsi="Times New Roman" w:eastAsia="宋体"/>
-                <w:b w:val="0"/>
-                <w:i w:val="0"/>
-                <w:sz w:val="18"/>
-              </w:rPr>
-              <w:t>PUE(r)</w:t>
-            </w:r>
-          </w:p>
-        </w:tc>
-        <w:tc>
-          <w:tcPr>
-            <w:tcW w:type="dxa" w:w="2272"/>
-            <w:vAlign w:val="center"/>
-          </w:tcPr>
-          <w:p>
-            <w:pPr>
-              <w:spacing w:before="20" w:after="20" w:line="240" w:lineRule="auto"/>
-              <w:jc w:val="center"/>
-            </w:pPr>
-            <w:r>
-              <w:rPr>
-                <w:rFonts w:ascii="Times New Roman" w:hAnsi="Times New Roman" w:eastAsia="宋体"/>
-                <w:b w:val="0"/>
-                <w:i w:val="0"/>
-                <w:sz w:val="18"/>
-              </w:rPr>
-              <w:t>区域能效系数</w:t>
+              <w:t>d_i</w:t>
+            </w:r>
+          </w:p>
+        </w:tc>
+        <w:tc>
+          <w:tcPr>
+            <w:tcW w:type="dxa" w:w="4600"/>
+            <w:vAlign w:val="center"/>
+          </w:tcPr>
+          <w:p>
+            <w:pPr>
+              <w:spacing w:before="20" w:after="20" w:line="240" w:lineRule="auto"/>
+              <w:jc w:val="center"/>
+            </w:pPr>
+            <w:r>
+              <w:rPr>
+                <w:rFonts w:ascii="Times New Roman" w:hAnsi="Times New Roman" w:eastAsia="宋体"/>
+                <w:b w:val="0"/>
+                <w:i w:val="0"/>
+                <w:sz w:val="18"/>
+              </w:rPr>
+              <w:t>任务执行时长</w:t>
+            </w:r>
+          </w:p>
+        </w:tc>
+        <w:tc>
+          <w:tcPr>
+            <w:tcW w:type="dxa" w:w="2472"/>
+            <w:vAlign w:val="center"/>
+          </w:tcPr>
+          <w:p>
+            <w:pPr>
+              <w:spacing w:before="20" w:after="20" w:line="240" w:lineRule="auto"/>
+              <w:jc w:val="center"/>
+            </w:pPr>
+            <w:r>
+              <w:rPr>
+                <w:rFonts w:ascii="Times New Roman" w:hAnsi="Times New Roman" w:eastAsia="宋体"/>
+                <w:b w:val="0"/>
+                <w:i w:val="0"/>
+                <w:sz w:val="18"/>
+              </w:rPr>
+              <w:t>h</w:t>
             </w:r>
           </w:p>
         </w:tc>
@@ -2199,7 +2037,7 @@
       <w:tr>
         <w:tc>
           <w:tcPr>
-            <w:tcW w:type="dxa" w:w="2200"/>
+            <w:tcW w:type="dxa" w:w="2000"/>
             <w:vAlign w:val="center"/>
           </w:tcPr>
           <w:p>
@@ -2214,70 +2052,49 @@
                 <w:i w:val="0"/>
                 <w:sz w:val="18"/>
               </w:rPr>
-              <w:t>AI_IT_Load(r,t)</w:t>
-            </w:r>
-          </w:p>
-        </w:tc>
-        <w:tc>
-          <w:tcPr>
-            <w:tcW w:type="dxa" w:w="2400"/>
-            <w:vAlign w:val="center"/>
-          </w:tcPr>
-          <w:p>
-            <w:pPr>
-              <w:spacing w:before="20" w:after="20" w:line="240" w:lineRule="auto"/>
-              <w:jc w:val="center"/>
-            </w:pPr>
-            <w:r>
-              <w:rPr>
-                <w:rFonts w:ascii="Times New Roman" w:hAnsi="Times New Roman" w:eastAsia="宋体"/>
-                <w:b w:val="0"/>
-                <w:i w:val="0"/>
-                <w:sz w:val="18"/>
-              </w:rPr>
-              <w:t>AI 任务 IT 负荷</w:t>
-            </w:r>
-          </w:p>
-        </w:tc>
-        <w:tc>
-          <w:tcPr>
-            <w:tcW w:type="dxa" w:w="2200"/>
-            <w:vAlign w:val="center"/>
-          </w:tcPr>
-          <w:p>
-            <w:pPr>
-              <w:spacing w:before="20" w:after="20" w:line="240" w:lineRule="auto"/>
-              <w:jc w:val="center"/>
-            </w:pPr>
-            <w:r>
-              <w:rPr>
-                <w:rFonts w:ascii="Times New Roman" w:hAnsi="Times New Roman" w:eastAsia="宋体"/>
-                <w:b w:val="0"/>
-                <w:i w:val="0"/>
-                <w:sz w:val="18"/>
-              </w:rPr>
-              <w:t>IT_Load(r,t)</w:t>
-            </w:r>
-          </w:p>
-        </w:tc>
-        <w:tc>
-          <w:tcPr>
-            <w:tcW w:type="dxa" w:w="2272"/>
-            <w:vAlign w:val="center"/>
-          </w:tcPr>
-          <w:p>
-            <w:pPr>
-              <w:spacing w:before="20" w:after="20" w:line="240" w:lineRule="auto"/>
-              <w:jc w:val="center"/>
-            </w:pPr>
-            <w:r>
-              <w:rPr>
-                <w:rFonts w:ascii="Times New Roman" w:hAnsi="Times New Roman" w:eastAsia="宋体"/>
-                <w:b w:val="0"/>
-                <w:i w:val="0"/>
-                <w:sz w:val="18"/>
-              </w:rPr>
-              <w:t>总 IT 负荷</w:t>
+              <w:t>l_i / L_i</w:t>
+            </w:r>
+          </w:p>
+        </w:tc>
+        <w:tc>
+          <w:tcPr>
+            <w:tcW w:type="dxa" w:w="4600"/>
+            <w:vAlign w:val="center"/>
+          </w:tcPr>
+          <w:p>
+            <w:pPr>
+              <w:spacing w:before="20" w:after="20" w:line="240" w:lineRule="auto"/>
+              <w:jc w:val="center"/>
+            </w:pPr>
+            <w:r>
+              <w:rPr>
+                <w:rFonts w:ascii="Times New Roman" w:hAnsi="Times New Roman" w:eastAsia="宋体"/>
+                <w:b w:val="0"/>
+                <w:i w:val="0"/>
+                <w:sz w:val="18"/>
+              </w:rPr>
+              <w:t>最大可接受时延 / 最晚完成时刻</w:t>
+            </w:r>
+          </w:p>
+        </w:tc>
+        <w:tc>
+          <w:tcPr>
+            <w:tcW w:type="dxa" w:w="2472"/>
+            <w:vAlign w:val="center"/>
+          </w:tcPr>
+          <w:p>
+            <w:pPr>
+              <w:spacing w:before="20" w:after="20" w:line="240" w:lineRule="auto"/>
+              <w:jc w:val="center"/>
+            </w:pPr>
+            <w:r>
+              <w:rPr>
+                <w:rFonts w:ascii="Times New Roman" w:hAnsi="Times New Roman" w:eastAsia="宋体"/>
+                <w:b w:val="0"/>
+                <w:i w:val="0"/>
+                <w:sz w:val="18"/>
+              </w:rPr>
+              <w:t>ms / h</w:t>
             </w:r>
           </w:p>
         </w:tc>
@@ -2285,7 +2102,7 @@
       <w:tr>
         <w:tc>
           <w:tcPr>
-            <w:tcW w:type="dxa" w:w="2200"/>
+            <w:tcW w:type="dxa" w:w="2000"/>
             <w:vAlign w:val="center"/>
           </w:tcPr>
           <w:p>
@@ -2300,70 +2117,49 @@
                 <w:i w:val="0"/>
                 <w:sz w:val="18"/>
               </w:rPr>
-              <w:t>Total_Load(r,t)</w:t>
-            </w:r>
-          </w:p>
-        </w:tc>
-        <w:tc>
-          <w:tcPr>
-            <w:tcW w:type="dxa" w:w="2400"/>
-            <w:vAlign w:val="center"/>
-          </w:tcPr>
-          <w:p>
-            <w:pPr>
-              <w:spacing w:before="20" w:after="20" w:line="240" w:lineRule="auto"/>
-              <w:jc w:val="center"/>
-            </w:pPr>
-            <w:r>
-              <w:rPr>
-                <w:rFonts w:ascii="Times New Roman" w:hAnsi="Times New Roman" w:eastAsia="宋体"/>
-                <w:b w:val="0"/>
-                <w:i w:val="0"/>
-                <w:sz w:val="18"/>
-              </w:rPr>
-              <w:t>设施侧负荷</w:t>
-            </w:r>
-          </w:p>
-        </w:tc>
-        <w:tc>
-          <w:tcPr>
-            <w:tcW w:type="dxa" w:w="2200"/>
-            <w:vAlign w:val="center"/>
-          </w:tcPr>
-          <w:p>
-            <w:pPr>
-              <w:spacing w:before="20" w:after="20" w:line="240" w:lineRule="auto"/>
-              <w:jc w:val="center"/>
-            </w:pPr>
-            <w:r>
-              <w:rPr>
-                <w:rFonts w:ascii="Times New Roman" w:hAnsi="Times New Roman" w:eastAsia="宋体"/>
-                <w:b w:val="0"/>
-                <w:i w:val="0"/>
-                <w:sz w:val="18"/>
-              </w:rPr>
-              <w:t>G_buy(r,t)</w:t>
-            </w:r>
-          </w:p>
-        </w:tc>
-        <w:tc>
-          <w:tcPr>
-            <w:tcW w:type="dxa" w:w="2272"/>
-            <w:vAlign w:val="center"/>
-          </w:tcPr>
-          <w:p>
-            <w:pPr>
-              <w:spacing w:before="20" w:after="20" w:line="240" w:lineRule="auto"/>
-              <w:jc w:val="center"/>
-            </w:pPr>
-            <w:r>
-              <w:rPr>
-                <w:rFonts w:ascii="Times New Roman" w:hAnsi="Times New Roman" w:eastAsia="宋体"/>
-                <w:b w:val="0"/>
-                <w:i w:val="0"/>
-                <w:sz w:val="18"/>
-              </w:rPr>
-              <w:t>电网购电功率</w:t>
+              <w:t>x_i,r,s</w:t>
+            </w:r>
+          </w:p>
+        </w:tc>
+        <w:tc>
+          <w:tcPr>
+            <w:tcW w:type="dxa" w:w="4600"/>
+            <w:vAlign w:val="center"/>
+          </w:tcPr>
+          <w:p>
+            <w:pPr>
+              <w:spacing w:before="20" w:after="20" w:line="240" w:lineRule="auto"/>
+              <w:jc w:val="center"/>
+            </w:pPr>
+            <w:r>
+              <w:rPr>
+                <w:rFonts w:ascii="Times New Roman" w:hAnsi="Times New Roman" w:eastAsia="宋体"/>
+                <w:b w:val="0"/>
+                <w:i w:val="0"/>
+                <w:sz w:val="18"/>
+              </w:rPr>
+              <w:t>任务 i 在区域 r、时段 s 开工的 0-1 变量</w:t>
+            </w:r>
+          </w:p>
+        </w:tc>
+        <w:tc>
+          <w:tcPr>
+            <w:tcW w:type="dxa" w:w="2472"/>
+            <w:vAlign w:val="center"/>
+          </w:tcPr>
+          <w:p>
+            <w:pPr>
+              <w:spacing w:before="20" w:after="20" w:line="240" w:lineRule="auto"/>
+              <w:jc w:val="center"/>
+            </w:pPr>
+            <w:r>
+              <w:rPr>
+                <w:rFonts w:ascii="Times New Roman" w:hAnsi="Times New Roman" w:eastAsia="宋体"/>
+                <w:b w:val="0"/>
+                <w:i w:val="0"/>
+                <w:sz w:val="18"/>
+              </w:rPr>
+              <w:t>—</w:t>
             </w:r>
           </w:p>
         </w:tc>
@@ -2371,7 +2167,7 @@
       <w:tr>
         <w:tc>
           <w:tcPr>
-            <w:tcW w:type="dxa" w:w="2200"/>
+            <w:tcW w:type="dxa" w:w="2000"/>
             <w:vAlign w:val="center"/>
           </w:tcPr>
           <w:p>
@@ -2386,70 +2182,49 @@
                 <w:i w:val="0"/>
                 <w:sz w:val="18"/>
               </w:rPr>
-              <w:t>G_sell(r,t)</w:t>
-            </w:r>
-          </w:p>
-        </w:tc>
-        <w:tc>
-          <w:tcPr>
-            <w:tcW w:type="dxa" w:w="2400"/>
-            <w:vAlign w:val="center"/>
-          </w:tcPr>
-          <w:p>
-            <w:pPr>
-              <w:spacing w:before="20" w:after="20" w:line="240" w:lineRule="auto"/>
-              <w:jc w:val="center"/>
-            </w:pPr>
-            <w:r>
-              <w:rPr>
-                <w:rFonts w:ascii="Times New Roman" w:hAnsi="Times New Roman" w:eastAsia="宋体"/>
-                <w:b w:val="0"/>
-                <w:i w:val="0"/>
-                <w:sz w:val="18"/>
-              </w:rPr>
-              <w:t>外送功率</w:t>
-            </w:r>
-          </w:p>
-        </w:tc>
-        <w:tc>
-          <w:tcPr>
-            <w:tcW w:type="dxa" w:w="2200"/>
-            <w:vAlign w:val="center"/>
-          </w:tcPr>
-          <w:p>
-            <w:pPr>
-              <w:spacing w:before="20" w:after="20" w:line="240" w:lineRule="auto"/>
-              <w:jc w:val="center"/>
-            </w:pPr>
-            <w:r>
-              <w:rPr>
-                <w:rFonts w:ascii="Times New Roman" w:hAnsi="Times New Roman" w:eastAsia="宋体"/>
-                <w:b w:val="0"/>
-                <w:i w:val="0"/>
-                <w:sz w:val="18"/>
-              </w:rPr>
-              <w:t>R_use(r,t)</w:t>
-            </w:r>
-          </w:p>
-        </w:tc>
-        <w:tc>
-          <w:tcPr>
-            <w:tcW w:type="dxa" w:w="2272"/>
-            <w:vAlign w:val="center"/>
-          </w:tcPr>
-          <w:p>
-            <w:pPr>
-              <w:spacing w:before="20" w:after="20" w:line="240" w:lineRule="auto"/>
-              <w:jc w:val="center"/>
-            </w:pPr>
-            <w:r>
-              <w:rPr>
-                <w:rFonts w:ascii="Times New Roman" w:hAnsi="Times New Roman" w:eastAsia="宋体"/>
-                <w:b w:val="0"/>
-                <w:i w:val="0"/>
-                <w:sz w:val="18"/>
-              </w:rPr>
-              <w:t>新能源直接消纳</w:t>
+              <w:t>h_i,t</w:t>
+            </w:r>
+          </w:p>
+        </w:tc>
+        <w:tc>
+          <w:tcPr>
+            <w:tcW w:type="dxa" w:w="4600"/>
+            <w:vAlign w:val="center"/>
+          </w:tcPr>
+          <w:p>
+            <w:pPr>
+              <w:spacing w:before="20" w:after="20" w:line="240" w:lineRule="auto"/>
+              <w:jc w:val="center"/>
+            </w:pPr>
+            <w:r>
+              <w:rPr>
+                <w:rFonts w:ascii="Times New Roman" w:hAnsi="Times New Roman" w:eastAsia="宋体"/>
+                <w:b w:val="0"/>
+                <w:i w:val="0"/>
+                <w:sz w:val="18"/>
+              </w:rPr>
+              <w:t>任务 i 在时段 t 的重叠系数</w:t>
+            </w:r>
+          </w:p>
+        </w:tc>
+        <w:tc>
+          <w:tcPr>
+            <w:tcW w:type="dxa" w:w="2472"/>
+            <w:vAlign w:val="center"/>
+          </w:tcPr>
+          <w:p>
+            <w:pPr>
+              <w:spacing w:before="20" w:after="20" w:line="240" w:lineRule="auto"/>
+              <w:jc w:val="center"/>
+            </w:pPr>
+            <w:r>
+              <w:rPr>
+                <w:rFonts w:ascii="Times New Roman" w:hAnsi="Times New Roman" w:eastAsia="宋体"/>
+                <w:b w:val="0"/>
+                <w:i w:val="0"/>
+                <w:sz w:val="18"/>
+              </w:rPr>
+              <w:t>—</w:t>
             </w:r>
           </w:p>
         </w:tc>
@@ -2457,7 +2232,7 @@
       <w:tr>
         <w:tc>
           <w:tcPr>
-            <w:tcW w:type="dxa" w:w="2200"/>
+            <w:tcW w:type="dxa" w:w="2000"/>
             <w:vAlign w:val="center"/>
           </w:tcPr>
           <w:p>
@@ -2472,70 +2247,49 @@
                 <w:i w:val="0"/>
                 <w:sz w:val="18"/>
               </w:rPr>
-              <w:t>R_ch / G_ch</w:t>
-            </w:r>
-          </w:p>
-        </w:tc>
-        <w:tc>
-          <w:tcPr>
-            <w:tcW w:type="dxa" w:w="2400"/>
-            <w:vAlign w:val="center"/>
-          </w:tcPr>
-          <w:p>
-            <w:pPr>
-              <w:spacing w:before="20" w:after="20" w:line="240" w:lineRule="auto"/>
-              <w:jc w:val="center"/>
-            </w:pPr>
-            <w:r>
-              <w:rPr>
-                <w:rFonts w:ascii="Times New Roman" w:hAnsi="Times New Roman" w:eastAsia="宋体"/>
-                <w:b w:val="0"/>
-                <w:i w:val="0"/>
-                <w:sz w:val="18"/>
-              </w:rPr>
-              <w:t>新能源/电网充电功率</w:t>
-            </w:r>
-          </w:p>
-        </w:tc>
-        <w:tc>
-          <w:tcPr>
-            <w:tcW w:type="dxa" w:w="2200"/>
-            <w:vAlign w:val="center"/>
-          </w:tcPr>
-          <w:p>
-            <w:pPr>
-              <w:spacing w:before="20" w:after="20" w:line="240" w:lineRule="auto"/>
-              <w:jc w:val="center"/>
-            </w:pPr>
-            <w:r>
-              <w:rPr>
-                <w:rFonts w:ascii="Times New Roman" w:hAnsi="Times New Roman" w:eastAsia="宋体"/>
-                <w:b w:val="0"/>
-                <w:i w:val="0"/>
-                <w:sz w:val="18"/>
-              </w:rPr>
-              <w:t>P_ch / P_dis</w:t>
-            </w:r>
-          </w:p>
-        </w:tc>
-        <w:tc>
-          <w:tcPr>
-            <w:tcW w:type="dxa" w:w="2272"/>
-            <w:vAlign w:val="center"/>
-          </w:tcPr>
-          <w:p>
-            <w:pPr>
-              <w:spacing w:before="20" w:after="20" w:line="240" w:lineRule="auto"/>
-              <w:jc w:val="center"/>
-            </w:pPr>
-            <w:r>
-              <w:rPr>
-                <w:rFonts w:ascii="Times New Roman" w:hAnsi="Times New Roman" w:eastAsia="宋体"/>
-                <w:b w:val="0"/>
-                <w:i w:val="0"/>
-                <w:sz w:val="18"/>
-              </w:rPr>
-              <w:t>储能充/放电功率</w:t>
+              <w:t>Available_GPU(r)</w:t>
+            </w:r>
+          </w:p>
+        </w:tc>
+        <w:tc>
+          <w:tcPr>
+            <w:tcW w:type="dxa" w:w="4600"/>
+            <w:vAlign w:val="center"/>
+          </w:tcPr>
+          <w:p>
+            <w:pPr>
+              <w:spacing w:before="20" w:after="20" w:line="240" w:lineRule="auto"/>
+              <w:jc w:val="center"/>
+            </w:pPr>
+            <w:r>
+              <w:rPr>
+                <w:rFonts w:ascii="Times New Roman" w:hAnsi="Times New Roman" w:eastAsia="宋体"/>
+                <w:b w:val="0"/>
+                <w:i w:val="0"/>
+                <w:sz w:val="18"/>
+              </w:rPr>
+              <w:t>区域可调度 GPU 容量</w:t>
+            </w:r>
+          </w:p>
+        </w:tc>
+        <w:tc>
+          <w:tcPr>
+            <w:tcW w:type="dxa" w:w="2472"/>
+            <w:vAlign w:val="center"/>
+          </w:tcPr>
+          <w:p>
+            <w:pPr>
+              <w:spacing w:before="20" w:after="20" w:line="240" w:lineRule="auto"/>
+              <w:jc w:val="center"/>
+            </w:pPr>
+            <w:r>
+              <w:rPr>
+                <w:rFonts w:ascii="Times New Roman" w:hAnsi="Times New Roman" w:eastAsia="宋体"/>
+                <w:b w:val="0"/>
+                <w:i w:val="0"/>
+                <w:sz w:val="18"/>
+              </w:rPr>
+              <w:t>等效 GPU</w:t>
             </w:r>
           </w:p>
         </w:tc>
@@ -2543,7 +2297,7 @@
       <w:tr>
         <w:tc>
           <w:tcPr>
-            <w:tcW w:type="dxa" w:w="2200"/>
+            <w:tcW w:type="dxa" w:w="2000"/>
             <w:vAlign w:val="center"/>
           </w:tcPr>
           <w:p>
@@ -2558,70 +2312,49 @@
                 <w:i w:val="0"/>
                 <w:sz w:val="18"/>
               </w:rPr>
-              <w:t>SOC(r,t)</w:t>
-            </w:r>
-          </w:p>
-        </w:tc>
-        <w:tc>
-          <w:tcPr>
-            <w:tcW w:type="dxa" w:w="2400"/>
-            <w:vAlign w:val="center"/>
-          </w:tcPr>
-          <w:p>
-            <w:pPr>
-              <w:spacing w:before="20" w:after="20" w:line="240" w:lineRule="auto"/>
-              <w:jc w:val="center"/>
-            </w:pPr>
-            <w:r>
-              <w:rPr>
-                <w:rFonts w:ascii="Times New Roman" w:hAnsi="Times New Roman" w:eastAsia="宋体"/>
-                <w:b w:val="0"/>
-                <w:i w:val="0"/>
-                <w:sz w:val="18"/>
-              </w:rPr>
-              <w:t>储能荷电状态</w:t>
-            </w:r>
-          </w:p>
-        </w:tc>
-        <w:tc>
-          <w:tcPr>
-            <w:tcW w:type="dxa" w:w="2200"/>
-            <w:vAlign w:val="center"/>
-          </w:tcPr>
-          <w:p>
-            <w:pPr>
-              <w:spacing w:before="20" w:after="20" w:line="240" w:lineRule="auto"/>
-              <w:jc w:val="center"/>
-            </w:pPr>
-            <w:r>
-              <w:rPr>
-                <w:rFonts w:ascii="Times New Roman" w:hAnsi="Times New Roman" w:eastAsia="宋体"/>
-                <w:b w:val="0"/>
-                <w:i w:val="0"/>
-                <w:sz w:val="18"/>
-              </w:rPr>
-              <w:t>ηc / ηd</w:t>
-            </w:r>
-          </w:p>
-        </w:tc>
-        <w:tc>
-          <w:tcPr>
-            <w:tcW w:type="dxa" w:w="2272"/>
-            <w:vAlign w:val="center"/>
-          </w:tcPr>
-          <w:p>
-            <w:pPr>
-              <w:spacing w:before="20" w:after="20" w:line="240" w:lineRule="auto"/>
-              <w:jc w:val="center"/>
-            </w:pPr>
-            <w:r>
-              <w:rPr>
-                <w:rFonts w:ascii="Times New Roman" w:hAnsi="Times New Roman" w:eastAsia="宋体"/>
-                <w:b w:val="0"/>
-                <w:i w:val="0"/>
-                <w:sz w:val="18"/>
-              </w:rPr>
-              <w:t>充/放电效率</w:t>
+              <w:t>PUE(r)</w:t>
+            </w:r>
+          </w:p>
+        </w:tc>
+        <w:tc>
+          <w:tcPr>
+            <w:tcW w:type="dxa" w:w="4600"/>
+            <w:vAlign w:val="center"/>
+          </w:tcPr>
+          <w:p>
+            <w:pPr>
+              <w:spacing w:before="20" w:after="20" w:line="240" w:lineRule="auto"/>
+              <w:jc w:val="center"/>
+            </w:pPr>
+            <w:r>
+              <w:rPr>
+                <w:rFonts w:ascii="Times New Roman" w:hAnsi="Times New Roman" w:eastAsia="宋体"/>
+                <w:b w:val="0"/>
+                <w:i w:val="0"/>
+                <w:sz w:val="18"/>
+              </w:rPr>
+              <w:t>区域能源使用效率</w:t>
+            </w:r>
+          </w:p>
+        </w:tc>
+        <w:tc>
+          <w:tcPr>
+            <w:tcW w:type="dxa" w:w="2472"/>
+            <w:vAlign w:val="center"/>
+          </w:tcPr>
+          <w:p>
+            <w:pPr>
+              <w:spacing w:before="20" w:after="20" w:line="240" w:lineRule="auto"/>
+              <w:jc w:val="center"/>
+            </w:pPr>
+            <w:r>
+              <w:rPr>
+                <w:rFonts w:ascii="Times New Roman" w:hAnsi="Times New Roman" w:eastAsia="宋体"/>
+                <w:b w:val="0"/>
+                <w:i w:val="0"/>
+                <w:sz w:val="18"/>
+              </w:rPr>
+              <w:t>无量纲</w:t>
             </w:r>
           </w:p>
         </w:tc>
@@ -2629,7 +2362,7 @@
       <w:tr>
         <w:tc>
           <w:tcPr>
-            <w:tcW w:type="dxa" w:w="2200"/>
+            <w:tcW w:type="dxa" w:w="2000"/>
             <w:vAlign w:val="center"/>
           </w:tcPr>
           <w:p>
@@ -2644,70 +2377,49 @@
                 <w:i w:val="0"/>
                 <w:sz w:val="18"/>
               </w:rPr>
-              <w:t>ElectricityPrice</w:t>
-            </w:r>
-          </w:p>
-        </w:tc>
-        <w:tc>
-          <w:tcPr>
-            <w:tcW w:type="dxa" w:w="2400"/>
-            <w:vAlign w:val="center"/>
-          </w:tcPr>
-          <w:p>
-            <w:pPr>
-              <w:spacing w:before="20" w:after="20" w:line="240" w:lineRule="auto"/>
-              <w:jc w:val="center"/>
-            </w:pPr>
-            <w:r>
-              <w:rPr>
-                <w:rFonts w:ascii="Times New Roman" w:hAnsi="Times New Roman" w:eastAsia="宋体"/>
-                <w:b w:val="0"/>
-                <w:i w:val="0"/>
-                <w:sz w:val="18"/>
-              </w:rPr>
-              <w:t>购电价格</w:t>
-            </w:r>
-          </w:p>
-        </w:tc>
-        <w:tc>
-          <w:tcPr>
-            <w:tcW w:type="dxa" w:w="2200"/>
-            <w:vAlign w:val="center"/>
-          </w:tcPr>
-          <w:p>
-            <w:pPr>
-              <w:spacing w:before="20" w:after="20" w:line="240" w:lineRule="auto"/>
-              <w:jc w:val="center"/>
-            </w:pPr>
-            <w:r>
-              <w:rPr>
-                <w:rFonts w:ascii="Times New Roman" w:hAnsi="Times New Roman" w:eastAsia="宋体"/>
-                <w:b w:val="0"/>
-                <w:i w:val="0"/>
-                <w:sz w:val="18"/>
-              </w:rPr>
-              <w:t>CarbonIntensity</w:t>
-            </w:r>
-          </w:p>
-        </w:tc>
-        <w:tc>
-          <w:tcPr>
-            <w:tcW w:type="dxa" w:w="2272"/>
-            <w:vAlign w:val="center"/>
-          </w:tcPr>
-          <w:p>
-            <w:pPr>
-              <w:spacing w:before="20" w:after="20" w:line="240" w:lineRule="auto"/>
-              <w:jc w:val="center"/>
-            </w:pPr>
-            <w:r>
-              <w:rPr>
-                <w:rFonts w:ascii="Times New Roman" w:hAnsi="Times New Roman" w:eastAsia="宋体"/>
-                <w:b w:val="0"/>
-                <w:i w:val="0"/>
-                <w:sz w:val="18"/>
-              </w:rPr>
-              <w:t>碳强度</w:t>
+              <w:t>AI_IT_Load(r,t) / IT_Load(r,t)</w:t>
+            </w:r>
+          </w:p>
+        </w:tc>
+        <w:tc>
+          <w:tcPr>
+            <w:tcW w:type="dxa" w:w="4600"/>
+            <w:vAlign w:val="center"/>
+          </w:tcPr>
+          <w:p>
+            <w:pPr>
+              <w:spacing w:before="20" w:after="20" w:line="240" w:lineRule="auto"/>
+              <w:jc w:val="center"/>
+            </w:pPr>
+            <w:r>
+              <w:rPr>
+                <w:rFonts w:ascii="Times New Roman" w:hAnsi="Times New Roman" w:eastAsia="宋体"/>
+                <w:b w:val="0"/>
+                <w:i w:val="0"/>
+                <w:sz w:val="18"/>
+              </w:rPr>
+              <w:t>AI 任务 IT 负荷 / 总 IT 负荷</w:t>
+            </w:r>
+          </w:p>
+        </w:tc>
+        <w:tc>
+          <w:tcPr>
+            <w:tcW w:type="dxa" w:w="2472"/>
+            <w:vAlign w:val="center"/>
+          </w:tcPr>
+          <w:p>
+            <w:pPr>
+              <w:spacing w:before="20" w:after="20" w:line="240" w:lineRule="auto"/>
+              <w:jc w:val="center"/>
+            </w:pPr>
+            <w:r>
+              <w:rPr>
+                <w:rFonts w:ascii="Times New Roman" w:hAnsi="Times New Roman" w:eastAsia="宋体"/>
+                <w:b w:val="0"/>
+                <w:i w:val="0"/>
+                <w:sz w:val="18"/>
+              </w:rPr>
+              <w:t>MW</w:t>
             </w:r>
           </w:p>
         </w:tc>
@@ -2715,7 +2427,7 @@
       <w:tr>
         <w:tc>
           <w:tcPr>
-            <w:tcW w:type="dxa" w:w="2200"/>
+            <w:tcW w:type="dxa" w:w="2000"/>
             <w:vAlign w:val="center"/>
           </w:tcPr>
           <w:p>
@@ -2730,70 +2442,634 @@
                 <w:i w:val="0"/>
                 <w:sz w:val="18"/>
               </w:rPr>
+              <w:t>Total_Load(r,t)</w:t>
+            </w:r>
+          </w:p>
+        </w:tc>
+        <w:tc>
+          <w:tcPr>
+            <w:tcW w:type="dxa" w:w="4600"/>
+            <w:vAlign w:val="center"/>
+          </w:tcPr>
+          <w:p>
+            <w:pPr>
+              <w:spacing w:before="20" w:after="20" w:line="240" w:lineRule="auto"/>
+              <w:jc w:val="center"/>
+            </w:pPr>
+            <w:r>
+              <w:rPr>
+                <w:rFonts w:ascii="Times New Roman" w:hAnsi="Times New Roman" w:eastAsia="宋体"/>
+                <w:b w:val="0"/>
+                <w:i w:val="0"/>
+                <w:sz w:val="18"/>
+              </w:rPr>
+              <w:t>设施侧负荷（=IT×PUE）</w:t>
+            </w:r>
+          </w:p>
+        </w:tc>
+        <w:tc>
+          <w:tcPr>
+            <w:tcW w:type="dxa" w:w="2472"/>
+            <w:vAlign w:val="center"/>
+          </w:tcPr>
+          <w:p>
+            <w:pPr>
+              <w:spacing w:before="20" w:after="20" w:line="240" w:lineRule="auto"/>
+              <w:jc w:val="center"/>
+            </w:pPr>
+            <w:r>
+              <w:rPr>
+                <w:rFonts w:ascii="Times New Roman" w:hAnsi="Times New Roman" w:eastAsia="宋体"/>
+                <w:b w:val="0"/>
+                <w:i w:val="0"/>
+                <w:sz w:val="18"/>
+              </w:rPr>
+              <w:t>MW</w:t>
+            </w:r>
+          </w:p>
+        </w:tc>
+      </w:tr>
+      <w:tr>
+        <w:tc>
+          <w:tcPr>
+            <w:tcW w:type="dxa" w:w="2000"/>
+            <w:vAlign w:val="center"/>
+          </w:tcPr>
+          <w:p>
+            <w:pPr>
+              <w:spacing w:before="20" w:after="20" w:line="240" w:lineRule="auto"/>
+              <w:jc w:val="left"/>
+            </w:pPr>
+            <w:r>
+              <w:rPr>
+                <w:rFonts w:ascii="Times New Roman" w:hAnsi="Times New Roman" w:eastAsia="宋体"/>
+                <w:b w:val="0"/>
+                <w:i w:val="0"/>
+                <w:sz w:val="18"/>
+              </w:rPr>
+              <w:t>G_buy(r,t) / G_sell(r,t)</w:t>
+            </w:r>
+          </w:p>
+        </w:tc>
+        <w:tc>
+          <w:tcPr>
+            <w:tcW w:type="dxa" w:w="4600"/>
+            <w:vAlign w:val="center"/>
+          </w:tcPr>
+          <w:p>
+            <w:pPr>
+              <w:spacing w:before="20" w:after="20" w:line="240" w:lineRule="auto"/>
+              <w:jc w:val="center"/>
+            </w:pPr>
+            <w:r>
+              <w:rPr>
+                <w:rFonts w:ascii="Times New Roman" w:hAnsi="Times New Roman" w:eastAsia="宋体"/>
+                <w:b w:val="0"/>
+                <w:i w:val="0"/>
+                <w:sz w:val="18"/>
+              </w:rPr>
+              <w:t>电网购电 / 外送功率</w:t>
+            </w:r>
+          </w:p>
+        </w:tc>
+        <w:tc>
+          <w:tcPr>
+            <w:tcW w:type="dxa" w:w="2472"/>
+            <w:vAlign w:val="center"/>
+          </w:tcPr>
+          <w:p>
+            <w:pPr>
+              <w:spacing w:before="20" w:after="20" w:line="240" w:lineRule="auto"/>
+              <w:jc w:val="center"/>
+            </w:pPr>
+            <w:r>
+              <w:rPr>
+                <w:rFonts w:ascii="Times New Roman" w:hAnsi="Times New Roman" w:eastAsia="宋体"/>
+                <w:b w:val="0"/>
+                <w:i w:val="0"/>
+                <w:sz w:val="18"/>
+              </w:rPr>
+              <w:t>MW</w:t>
+            </w:r>
+          </w:p>
+        </w:tc>
+      </w:tr>
+      <w:tr>
+        <w:tc>
+          <w:tcPr>
+            <w:tcW w:type="dxa" w:w="2000"/>
+            <w:vAlign w:val="center"/>
+          </w:tcPr>
+          <w:p>
+            <w:pPr>
+              <w:spacing w:before="20" w:after="20" w:line="240" w:lineRule="auto"/>
+              <w:jc w:val="left"/>
+            </w:pPr>
+            <w:r>
+              <w:rPr>
+                <w:rFonts w:ascii="Times New Roman" w:hAnsi="Times New Roman" w:eastAsia="宋体"/>
+                <w:b w:val="0"/>
+                <w:i w:val="0"/>
+                <w:sz w:val="18"/>
+              </w:rPr>
+              <w:t>R_use(r,t) / Curt(r,t)</w:t>
+            </w:r>
+          </w:p>
+        </w:tc>
+        <w:tc>
+          <w:tcPr>
+            <w:tcW w:type="dxa" w:w="4600"/>
+            <w:vAlign w:val="center"/>
+          </w:tcPr>
+          <w:p>
+            <w:pPr>
+              <w:spacing w:before="20" w:after="20" w:line="240" w:lineRule="auto"/>
+              <w:jc w:val="center"/>
+            </w:pPr>
+            <w:r>
+              <w:rPr>
+                <w:rFonts w:ascii="Times New Roman" w:hAnsi="Times New Roman" w:eastAsia="宋体"/>
+                <w:b w:val="0"/>
+                <w:i w:val="0"/>
+                <w:sz w:val="18"/>
+              </w:rPr>
+              <w:t>新能源直接消纳 / 弃电功率</w:t>
+            </w:r>
+          </w:p>
+        </w:tc>
+        <w:tc>
+          <w:tcPr>
+            <w:tcW w:type="dxa" w:w="2472"/>
+            <w:vAlign w:val="center"/>
+          </w:tcPr>
+          <w:p>
+            <w:pPr>
+              <w:spacing w:before="20" w:after="20" w:line="240" w:lineRule="auto"/>
+              <w:jc w:val="center"/>
+            </w:pPr>
+            <w:r>
+              <w:rPr>
+                <w:rFonts w:ascii="Times New Roman" w:hAnsi="Times New Roman" w:eastAsia="宋体"/>
+                <w:b w:val="0"/>
+                <w:i w:val="0"/>
+                <w:sz w:val="18"/>
+              </w:rPr>
+              <w:t>MW</w:t>
+            </w:r>
+          </w:p>
+        </w:tc>
+      </w:tr>
+      <w:tr>
+        <w:tc>
+          <w:tcPr>
+            <w:tcW w:type="dxa" w:w="2000"/>
+            <w:vAlign w:val="center"/>
+          </w:tcPr>
+          <w:p>
+            <w:pPr>
+              <w:spacing w:before="20" w:after="20" w:line="240" w:lineRule="auto"/>
+              <w:jc w:val="left"/>
+            </w:pPr>
+            <w:r>
+              <w:rPr>
+                <w:rFonts w:ascii="Times New Roman" w:hAnsi="Times New Roman" w:eastAsia="宋体"/>
+                <w:b w:val="0"/>
+                <w:i w:val="0"/>
+                <w:sz w:val="18"/>
+              </w:rPr>
+              <w:t>R_ch(r,t) / G_ch(r,t)</w:t>
+            </w:r>
+          </w:p>
+        </w:tc>
+        <w:tc>
+          <w:tcPr>
+            <w:tcW w:type="dxa" w:w="4600"/>
+            <w:vAlign w:val="center"/>
+          </w:tcPr>
+          <w:p>
+            <w:pPr>
+              <w:spacing w:before="20" w:after="20" w:line="240" w:lineRule="auto"/>
+              <w:jc w:val="center"/>
+            </w:pPr>
+            <w:r>
+              <w:rPr>
+                <w:rFonts w:ascii="Times New Roman" w:hAnsi="Times New Roman" w:eastAsia="宋体"/>
+                <w:b w:val="0"/>
+                <w:i w:val="0"/>
+                <w:sz w:val="18"/>
+              </w:rPr>
+              <w:t>新能源充电 / 电网充电功率</w:t>
+            </w:r>
+          </w:p>
+        </w:tc>
+        <w:tc>
+          <w:tcPr>
+            <w:tcW w:type="dxa" w:w="2472"/>
+            <w:vAlign w:val="center"/>
+          </w:tcPr>
+          <w:p>
+            <w:pPr>
+              <w:spacing w:before="20" w:after="20" w:line="240" w:lineRule="auto"/>
+              <w:jc w:val="center"/>
+            </w:pPr>
+            <w:r>
+              <w:rPr>
+                <w:rFonts w:ascii="Times New Roman" w:hAnsi="Times New Roman" w:eastAsia="宋体"/>
+                <w:b w:val="0"/>
+                <w:i w:val="0"/>
+                <w:sz w:val="18"/>
+              </w:rPr>
+              <w:t>MW</w:t>
+            </w:r>
+          </w:p>
+        </w:tc>
+      </w:tr>
+      <w:tr>
+        <w:tc>
+          <w:tcPr>
+            <w:tcW w:type="dxa" w:w="2000"/>
+            <w:vAlign w:val="center"/>
+          </w:tcPr>
+          <w:p>
+            <w:pPr>
+              <w:spacing w:before="20" w:after="20" w:line="240" w:lineRule="auto"/>
+              <w:jc w:val="left"/>
+            </w:pPr>
+            <w:r>
+              <w:rPr>
+                <w:rFonts w:ascii="Times New Roman" w:hAnsi="Times New Roman" w:eastAsia="宋体"/>
+                <w:b w:val="0"/>
+                <w:i w:val="0"/>
+                <w:sz w:val="18"/>
+              </w:rPr>
+              <w:t>P_ch(r,t) / P_dis(r,t)</w:t>
+            </w:r>
+          </w:p>
+        </w:tc>
+        <w:tc>
+          <w:tcPr>
+            <w:tcW w:type="dxa" w:w="4600"/>
+            <w:vAlign w:val="center"/>
+          </w:tcPr>
+          <w:p>
+            <w:pPr>
+              <w:spacing w:before="20" w:after="20" w:line="240" w:lineRule="auto"/>
+              <w:jc w:val="center"/>
+            </w:pPr>
+            <w:r>
+              <w:rPr>
+                <w:rFonts w:ascii="Times New Roman" w:hAnsi="Times New Roman" w:eastAsia="宋体"/>
+                <w:b w:val="0"/>
+                <w:i w:val="0"/>
+                <w:sz w:val="18"/>
+              </w:rPr>
+              <w:t>储能充电 / 放电功率</w:t>
+            </w:r>
+          </w:p>
+        </w:tc>
+        <w:tc>
+          <w:tcPr>
+            <w:tcW w:type="dxa" w:w="2472"/>
+            <w:vAlign w:val="center"/>
+          </w:tcPr>
+          <w:p>
+            <w:pPr>
+              <w:spacing w:before="20" w:after="20" w:line="240" w:lineRule="auto"/>
+              <w:jc w:val="center"/>
+            </w:pPr>
+            <w:r>
+              <w:rPr>
+                <w:rFonts w:ascii="Times New Roman" w:hAnsi="Times New Roman" w:eastAsia="宋体"/>
+                <w:b w:val="0"/>
+                <w:i w:val="0"/>
+                <w:sz w:val="18"/>
+              </w:rPr>
+              <w:t>MW</w:t>
+            </w:r>
+          </w:p>
+        </w:tc>
+      </w:tr>
+      <w:tr>
+        <w:tc>
+          <w:tcPr>
+            <w:tcW w:type="dxa" w:w="2000"/>
+            <w:vAlign w:val="center"/>
+          </w:tcPr>
+          <w:p>
+            <w:pPr>
+              <w:spacing w:before="20" w:after="20" w:line="240" w:lineRule="auto"/>
+              <w:jc w:val="left"/>
+            </w:pPr>
+            <w:r>
+              <w:rPr>
+                <w:rFonts w:ascii="Times New Roman" w:hAnsi="Times New Roman" w:eastAsia="宋体"/>
+                <w:b w:val="0"/>
+                <w:i w:val="0"/>
+                <w:sz w:val="18"/>
+              </w:rPr>
+              <w:t>SOC(r,t)</w:t>
+            </w:r>
+          </w:p>
+        </w:tc>
+        <w:tc>
+          <w:tcPr>
+            <w:tcW w:type="dxa" w:w="4600"/>
+            <w:vAlign w:val="center"/>
+          </w:tcPr>
+          <w:p>
+            <w:pPr>
+              <w:spacing w:before="20" w:after="20" w:line="240" w:lineRule="auto"/>
+              <w:jc w:val="center"/>
+            </w:pPr>
+            <w:r>
+              <w:rPr>
+                <w:rFonts w:ascii="Times New Roman" w:hAnsi="Times New Roman" w:eastAsia="宋体"/>
+                <w:b w:val="0"/>
+                <w:i w:val="0"/>
+                <w:sz w:val="18"/>
+              </w:rPr>
+              <w:t>储能时段末荷电状态</w:t>
+            </w:r>
+          </w:p>
+        </w:tc>
+        <w:tc>
+          <w:tcPr>
+            <w:tcW w:type="dxa" w:w="2472"/>
+            <w:vAlign w:val="center"/>
+          </w:tcPr>
+          <w:p>
+            <w:pPr>
+              <w:spacing w:before="20" w:after="20" w:line="240" w:lineRule="auto"/>
+              <w:jc w:val="center"/>
+            </w:pPr>
+            <w:r>
+              <w:rPr>
+                <w:rFonts w:ascii="Times New Roman" w:hAnsi="Times New Roman" w:eastAsia="宋体"/>
+                <w:b w:val="0"/>
+                <w:i w:val="0"/>
+                <w:sz w:val="18"/>
+              </w:rPr>
+              <w:t>MWh</w:t>
+            </w:r>
+          </w:p>
+        </w:tc>
+      </w:tr>
+      <w:tr>
+        <w:tc>
+          <w:tcPr>
+            <w:tcW w:type="dxa" w:w="2000"/>
+            <w:vAlign w:val="center"/>
+          </w:tcPr>
+          <w:p>
+            <w:pPr>
+              <w:spacing w:before="20" w:after="20" w:line="240" w:lineRule="auto"/>
+              <w:jc w:val="left"/>
+            </w:pPr>
+            <w:r>
+              <w:rPr>
+                <w:rFonts w:ascii="Times New Roman" w:hAnsi="Times New Roman" w:eastAsia="宋体"/>
+                <w:b w:val="0"/>
+                <w:i w:val="0"/>
+                <w:sz w:val="18"/>
+              </w:rPr>
+              <w:t>ηc / ηd</w:t>
+            </w:r>
+          </w:p>
+        </w:tc>
+        <w:tc>
+          <w:tcPr>
+            <w:tcW w:type="dxa" w:w="4600"/>
+            <w:vAlign w:val="center"/>
+          </w:tcPr>
+          <w:p>
+            <w:pPr>
+              <w:spacing w:before="20" w:after="20" w:line="240" w:lineRule="auto"/>
+              <w:jc w:val="center"/>
+            </w:pPr>
+            <w:r>
+              <w:rPr>
+                <w:rFonts w:ascii="Times New Roman" w:hAnsi="Times New Roman" w:eastAsia="宋体"/>
+                <w:b w:val="0"/>
+                <w:i w:val="0"/>
+                <w:sz w:val="18"/>
+              </w:rPr>
+              <w:t>储能充 / 放电效率</w:t>
+            </w:r>
+          </w:p>
+        </w:tc>
+        <w:tc>
+          <w:tcPr>
+            <w:tcW w:type="dxa" w:w="2472"/>
+            <w:vAlign w:val="center"/>
+          </w:tcPr>
+          <w:p>
+            <w:pPr>
+              <w:spacing w:before="20" w:after="20" w:line="240" w:lineRule="auto"/>
+              <w:jc w:val="center"/>
+            </w:pPr>
+            <w:r>
+              <w:rPr>
+                <w:rFonts w:ascii="Times New Roman" w:hAnsi="Times New Roman" w:eastAsia="宋体"/>
+                <w:b w:val="0"/>
+                <w:i w:val="0"/>
+                <w:sz w:val="18"/>
+              </w:rPr>
+              <w:t>无量纲</w:t>
+            </w:r>
+          </w:p>
+        </w:tc>
+      </w:tr>
+      <w:tr>
+        <w:tc>
+          <w:tcPr>
+            <w:tcW w:type="dxa" w:w="2000"/>
+            <w:vAlign w:val="center"/>
+          </w:tcPr>
+          <w:p>
+            <w:pPr>
+              <w:spacing w:before="20" w:after="20" w:line="240" w:lineRule="auto"/>
+              <w:jc w:val="left"/>
+            </w:pPr>
+            <w:r>
+              <w:rPr>
+                <w:rFonts w:ascii="Times New Roman" w:hAnsi="Times New Roman" w:eastAsia="宋体"/>
+                <w:b w:val="0"/>
+                <w:i w:val="0"/>
+                <w:sz w:val="18"/>
+              </w:rPr>
+              <w:t>ElectricityPrice(r,t)</w:t>
+            </w:r>
+          </w:p>
+        </w:tc>
+        <w:tc>
+          <w:tcPr>
+            <w:tcW w:type="dxa" w:w="4600"/>
+            <w:vAlign w:val="center"/>
+          </w:tcPr>
+          <w:p>
+            <w:pPr>
+              <w:spacing w:before="20" w:after="20" w:line="240" w:lineRule="auto"/>
+              <w:jc w:val="center"/>
+            </w:pPr>
+            <w:r>
+              <w:rPr>
+                <w:rFonts w:ascii="Times New Roman" w:hAnsi="Times New Roman" w:eastAsia="宋体"/>
+                <w:b w:val="0"/>
+                <w:i w:val="0"/>
+                <w:sz w:val="18"/>
+              </w:rPr>
+              <w:t>购电价格</w:t>
+            </w:r>
+          </w:p>
+        </w:tc>
+        <w:tc>
+          <w:tcPr>
+            <w:tcW w:type="dxa" w:w="2472"/>
+            <w:vAlign w:val="center"/>
+          </w:tcPr>
+          <w:p>
+            <w:pPr>
+              <w:spacing w:before="20" w:after="20" w:line="240" w:lineRule="auto"/>
+              <w:jc w:val="center"/>
+            </w:pPr>
+            <w:r>
+              <w:rPr>
+                <w:rFonts w:ascii="Times New Roman" w:hAnsi="Times New Roman" w:eastAsia="宋体"/>
+                <w:b w:val="0"/>
+                <w:i w:val="0"/>
+                <w:sz w:val="18"/>
+              </w:rPr>
+              <w:t>元/MWh</w:t>
+            </w:r>
+          </w:p>
+        </w:tc>
+      </w:tr>
+      <w:tr>
+        <w:tc>
+          <w:tcPr>
+            <w:tcW w:type="dxa" w:w="2000"/>
+            <w:vAlign w:val="center"/>
+          </w:tcPr>
+          <w:p>
+            <w:pPr>
+              <w:spacing w:before="20" w:after="20" w:line="240" w:lineRule="auto"/>
+              <w:jc w:val="left"/>
+            </w:pPr>
+            <w:r>
+              <w:rPr>
+                <w:rFonts w:ascii="Times New Roman" w:hAnsi="Times New Roman" w:eastAsia="宋体"/>
+                <w:b w:val="0"/>
+                <w:i w:val="0"/>
+                <w:sz w:val="18"/>
+              </w:rPr>
+              <w:t>CarbonIntensity(r,t)</w:t>
+            </w:r>
+          </w:p>
+        </w:tc>
+        <w:tc>
+          <w:tcPr>
+            <w:tcW w:type="dxa" w:w="4600"/>
+            <w:vAlign w:val="center"/>
+          </w:tcPr>
+          <w:p>
+            <w:pPr>
+              <w:spacing w:before="20" w:after="20" w:line="240" w:lineRule="auto"/>
+              <w:jc w:val="center"/>
+            </w:pPr>
+            <w:r>
+              <w:rPr>
+                <w:rFonts w:ascii="Times New Roman" w:hAnsi="Times New Roman" w:eastAsia="宋体"/>
+                <w:b w:val="0"/>
+                <w:i w:val="0"/>
+                <w:sz w:val="18"/>
+              </w:rPr>
+              <w:t>电网碳强度</w:t>
+            </w:r>
+          </w:p>
+        </w:tc>
+        <w:tc>
+          <w:tcPr>
+            <w:tcW w:type="dxa" w:w="2472"/>
+            <w:vAlign w:val="center"/>
+          </w:tcPr>
+          <w:p>
+            <w:pPr>
+              <w:spacing w:before="20" w:after="20" w:line="240" w:lineRule="auto"/>
+              <w:jc w:val="center"/>
+            </w:pPr>
+            <w:r>
+              <w:rPr>
+                <w:rFonts w:ascii="Times New Roman" w:hAnsi="Times New Roman" w:eastAsia="宋体"/>
+                <w:b w:val="0"/>
+                <w:i w:val="0"/>
+                <w:sz w:val="18"/>
+              </w:rPr>
+              <w:t>tCO₂/MWh</w:t>
+            </w:r>
+          </w:p>
+        </w:tc>
+      </w:tr>
+      <w:tr>
+        <w:tc>
+          <w:tcPr>
+            <w:tcW w:type="dxa" w:w="2000"/>
+            <w:vAlign w:val="center"/>
+          </w:tcPr>
+          <w:p>
+            <w:pPr>
+              <w:spacing w:before="20" w:after="20" w:line="240" w:lineRule="auto"/>
+              <w:jc w:val="left"/>
+            </w:pPr>
+            <w:r>
+              <w:rPr>
+                <w:rFonts w:ascii="Times New Roman" w:hAnsi="Times New Roman" w:eastAsia="宋体"/>
+                <w:b w:val="0"/>
+                <w:i w:val="0"/>
+                <w:sz w:val="18"/>
+              </w:rPr>
               <w:t>NetGridImport(r,t)</w:t>
             </w:r>
           </w:p>
         </w:tc>
         <w:tc>
           <w:tcPr>
-            <w:tcW w:type="dxa" w:w="2400"/>
-            <w:vAlign w:val="center"/>
-          </w:tcPr>
-          <w:p>
-            <w:pPr>
-              <w:spacing w:before="20" w:after="20" w:line="240" w:lineRule="auto"/>
-              <w:jc w:val="center"/>
-            </w:pPr>
-            <w:r>
-              <w:rPr>
-                <w:rFonts w:ascii="Times New Roman" w:hAnsi="Times New Roman" w:eastAsia="宋体"/>
-                <w:b w:val="0"/>
-                <w:i w:val="0"/>
-                <w:sz w:val="18"/>
-              </w:rPr>
-              <w:t>净购电功率</w:t>
-            </w:r>
-          </w:p>
-        </w:tc>
-        <w:tc>
-          <w:tcPr>
-            <w:tcW w:type="dxa" w:w="2200"/>
-            <w:vAlign w:val="center"/>
-          </w:tcPr>
-          <w:p>
-            <w:pPr>
-              <w:spacing w:before="20" w:after="20" w:line="240" w:lineRule="auto"/>
-              <w:jc w:val="center"/>
-            </w:pPr>
-            <w:r>
-              <w:rPr>
-                <w:rFonts w:ascii="Times New Roman" w:hAnsi="Times New Roman" w:eastAsia="宋体"/>
-                <w:b w:val="0"/>
-                <w:i w:val="0"/>
-                <w:sz w:val="18"/>
-              </w:rPr>
-              <w:t>f1–f4</w:t>
-            </w:r>
-          </w:p>
-        </w:tc>
-        <w:tc>
-          <w:tcPr>
-            <w:tcW w:type="dxa" w:w="2272"/>
-            <w:vAlign w:val="center"/>
-          </w:tcPr>
-          <w:p>
-            <w:pPr>
-              <w:spacing w:before="20" w:after="20" w:line="240" w:lineRule="auto"/>
-              <w:jc w:val="center"/>
-            </w:pPr>
-            <w:r>
-              <w:rPr>
-                <w:rFonts w:ascii="Times New Roman" w:hAnsi="Times New Roman" w:eastAsia="宋体"/>
-                <w:b w:val="0"/>
-                <w:i w:val="0"/>
-                <w:sz w:val="18"/>
-              </w:rPr>
-              <w:t>成本/碳排/峰值/波动目标</w:t>
+            <w:tcW w:type="dxa" w:w="4600"/>
+            <w:vAlign w:val="center"/>
+          </w:tcPr>
+          <w:p>
+            <w:pPr>
+              <w:spacing w:before="20" w:after="20" w:line="240" w:lineRule="auto"/>
+              <w:jc w:val="center"/>
+            </w:pPr>
+            <w:r>
+              <w:rPr>
+                <w:rFonts w:ascii="Times New Roman" w:hAnsi="Times New Roman" w:eastAsia="宋体"/>
+                <w:b w:val="0"/>
+                <w:i w:val="0"/>
+                <w:sz w:val="18"/>
+              </w:rPr>
+              <w:t>净购电功率（购电−外送）</w:t>
+            </w:r>
+          </w:p>
+        </w:tc>
+        <w:tc>
+          <w:tcPr>
+            <w:tcW w:type="dxa" w:w="2472"/>
+            <w:vAlign w:val="center"/>
+          </w:tcPr>
+          <w:p>
+            <w:pPr>
+              <w:spacing w:before="20" w:after="20" w:line="240" w:lineRule="auto"/>
+              <w:jc w:val="center"/>
+            </w:pPr>
+            <w:r>
+              <w:rPr>
+                <w:rFonts w:ascii="Times New Roman" w:hAnsi="Times New Roman" w:eastAsia="宋体"/>
+                <w:b w:val="0"/>
+                <w:i w:val="0"/>
+                <w:sz w:val="18"/>
+              </w:rPr>
+              <w:t>MW</w:t>
             </w:r>
           </w:p>
         </w:tc>
@@ -2898,7 +3174,7 @@
       </w:pPr>
       <w:r>
         <w:rPr>
-          <w:rFonts w:ascii="Times New Roman" w:hAnsi="Times New Roman" w:eastAsia="黑体"/>
+          <w:rFonts w:ascii="Times New Roman" w:hAnsi="Times New Roman" w:eastAsia="宋体"/>
           <w:b/>
           <w:i w:val="0"/>
           <w:sz w:val="21"/>
@@ -3369,7 +3645,7 @@
       </w:pPr>
       <w:r>
         <w:rPr>
-          <w:rFonts w:ascii="Times New Roman" w:hAnsi="Times New Roman" w:eastAsia="黑体"/>
+          <w:rFonts w:ascii="Times New Roman" w:hAnsi="Times New Roman" w:eastAsia="宋体"/>
           <w:b/>
           <w:i w:val="0"/>
           <w:sz w:val="21"/>
@@ -4583,7 +4859,7 @@
       </w:pPr>
       <w:r>
         <w:rPr>
-          <w:rFonts w:ascii="Times New Roman" w:hAnsi="Times New Roman" w:eastAsia="黑体"/>
+          <w:rFonts w:ascii="Times New Roman" w:hAnsi="Times New Roman" w:eastAsia="宋体"/>
           <w:b/>
           <w:i w:val="0"/>
           <w:sz w:val="21"/>
@@ -6020,7 +6296,7 @@
       </w:pPr>
       <w:r>
         <w:rPr>
-          <w:rFonts w:ascii="Times New Roman" w:hAnsi="Times New Roman" w:eastAsia="黑体"/>
+          <w:rFonts w:ascii="Times New Roman" w:hAnsi="Times New Roman" w:eastAsia="宋体"/>
           <w:b/>
           <w:i w:val="0"/>
           <w:sz w:val="21"/>
@@ -6650,7 +6926,7 @@
       </w:pPr>
       <w:r>
         <w:rPr>
-          <w:rFonts w:ascii="Times New Roman" w:hAnsi="Times New Roman" w:eastAsia="黑体"/>
+          <w:rFonts w:ascii="Times New Roman" w:hAnsi="Times New Roman" w:eastAsia="宋体"/>
           <w:b/>
           <w:i w:val="0"/>
           <w:sz w:val="21"/>
@@ -6705,7 +6981,7 @@
       </w:pPr>
       <w:r>
         <w:rPr>
-          <w:rFonts w:ascii="Times New Roman" w:hAnsi="Times New Roman" w:eastAsia="黑体"/>
+          <w:rFonts w:ascii="Times New Roman" w:hAnsi="Times New Roman" w:eastAsia="宋体"/>
           <w:b/>
           <w:i w:val="0"/>
           <w:sz w:val="21"/>
@@ -6750,7 +7026,7 @@
       </w:pPr>
       <w:r>
         <w:rPr>
-          <w:rFonts w:ascii="Times New Roman" w:hAnsi="Times New Roman" w:eastAsia="黑体"/>
+          <w:rFonts w:ascii="Times New Roman" w:hAnsi="Times New Roman" w:eastAsia="宋体"/>
           <w:b/>
           <w:i w:val="0"/>
           <w:sz w:val="21"/>
@@ -7776,7 +8052,7 @@
       </w:pPr>
       <w:r>
         <w:rPr>
-          <w:rFonts w:ascii="Times New Roman" w:hAnsi="Times New Roman" w:eastAsia="黑体"/>
+          <w:rFonts w:ascii="Times New Roman" w:hAnsi="Times New Roman" w:eastAsia="宋体"/>
           <w:b/>
           <w:i w:val="0"/>
           <w:sz w:val="21"/>
@@ -8932,7 +9208,7 @@
       </w:pPr>
       <w:r>
         <w:rPr>
-          <w:rFonts w:ascii="Times New Roman" w:hAnsi="Times New Roman" w:eastAsia="黑体"/>
+          <w:rFonts w:ascii="Times New Roman" w:hAnsi="Times New Roman" w:eastAsia="宋体"/>
           <w:b/>
           <w:i w:val="0"/>
           <w:sz w:val="21"/>
@@ -8987,7 +9263,7 @@
       </w:pPr>
       <w:r>
         <w:rPr>
-          <w:rFonts w:ascii="Times New Roman" w:hAnsi="Times New Roman" w:eastAsia="黑体"/>
+          <w:rFonts w:ascii="Times New Roman" w:hAnsi="Times New Roman" w:eastAsia="宋体"/>
           <w:b/>
           <w:i w:val="0"/>
           <w:sz w:val="21"/>
@@ -9042,7 +9318,7 @@
       </w:pPr>
       <w:r>
         <w:rPr>
-          <w:rFonts w:ascii="Times New Roman" w:hAnsi="Times New Roman" w:eastAsia="黑体"/>
+          <w:rFonts w:ascii="Times New Roman" w:hAnsi="Times New Roman" w:eastAsia="宋体"/>
           <w:b/>
           <w:i w:val="0"/>
           <w:sz w:val="21"/>
@@ -9072,7 +9348,7 @@
       </w:pPr>
       <w:r>
         <w:rPr>
-          <w:rFonts w:ascii="Times New Roman" w:hAnsi="Times New Roman" w:eastAsia="黑体"/>
+          <w:rFonts w:ascii="Times New Roman" w:hAnsi="Times New Roman" w:eastAsia="宋体"/>
           <w:b/>
           <w:i w:val="0"/>
           <w:sz w:val="21"/>
@@ -9930,7 +10206,7 @@
       </w:pPr>
       <w:r>
         <w:rPr>
-          <w:rFonts w:ascii="Times New Roman" w:hAnsi="Times New Roman" w:eastAsia="黑体"/>
+          <w:rFonts w:ascii="Times New Roman" w:hAnsi="Times New Roman" w:eastAsia="宋体"/>
           <w:b/>
           <w:i w:val="0"/>
           <w:sz w:val="21"/>
@@ -10743,7 +11019,7 @@
       </w:pPr>
       <w:r>
         <w:rPr>
-          <w:rFonts w:ascii="Times New Roman" w:hAnsi="Times New Roman" w:eastAsia="黑体"/>
+          <w:rFonts w:ascii="Times New Roman" w:hAnsi="Times New Roman" w:eastAsia="宋体"/>
           <w:b/>
           <w:i w:val="0"/>
           <w:sz w:val="21"/>
@@ -12243,7 +12519,7 @@
       </w:pPr>
       <w:r>
         <w:rPr>
-          <w:rFonts w:ascii="Times New Roman" w:hAnsi="Times New Roman" w:eastAsia="黑体"/>
+          <w:rFonts w:ascii="Times New Roman" w:hAnsi="Times New Roman" w:eastAsia="宋体"/>
           <w:b/>
           <w:i w:val="0"/>
           <w:sz w:val="21"/>
@@ -12281,7 +12557,7 @@
       </w:pPr>
       <w:r>
         <w:rPr>
-          <w:rFonts w:ascii="Times New Roman" w:hAnsi="Times New Roman" w:eastAsia="黑体"/>
+          <w:rFonts w:ascii="Times New Roman" w:hAnsi="Times New Roman" w:eastAsia="宋体"/>
           <w:b/>
           <w:i w:val="0"/>
           <w:sz w:val="21"/>
@@ -13108,7 +13384,7 @@
       </w:pPr>
       <w:r>
         <w:rPr>
-          <w:rFonts w:ascii="Times New Roman" w:hAnsi="Times New Roman" w:eastAsia="黑体"/>
+          <w:rFonts w:ascii="Times New Roman" w:hAnsi="Times New Roman" w:eastAsia="宋体"/>
           <w:b/>
           <w:i w:val="0"/>
           <w:sz w:val="21"/>
@@ -13721,7 +13997,7 @@
       </w:pPr>
       <w:r>
         <w:rPr>
-          <w:rFonts w:ascii="Times New Roman" w:hAnsi="Times New Roman" w:eastAsia="黑体"/>
+          <w:rFonts w:ascii="Times New Roman" w:hAnsi="Times New Roman" w:eastAsia="宋体"/>
           <w:b/>
           <w:i w:val="0"/>
           <w:sz w:val="21"/>
@@ -14428,7 +14704,7 @@
       </w:pPr>
       <w:r>
         <w:rPr>
-          <w:rFonts w:ascii="Times New Roman" w:hAnsi="Times New Roman" w:eastAsia="黑体"/>
+          <w:rFonts w:ascii="Times New Roman" w:hAnsi="Times New Roman" w:eastAsia="宋体"/>
           <w:b/>
           <w:i w:val="0"/>
           <w:sz w:val="21"/>
@@ -14483,7 +14759,7 @@
       </w:pPr>
       <w:r>
         <w:rPr>
-          <w:rFonts w:ascii="Times New Roman" w:hAnsi="Times New Roman" w:eastAsia="黑体"/>
+          <w:rFonts w:ascii="Times New Roman" w:hAnsi="Times New Roman" w:eastAsia="宋体"/>
           <w:b/>
           <w:i w:val="0"/>
           <w:sz w:val="21"/>
@@ -14741,7 +15017,7 @@
         <w:pStyle w:val="Heading1"/>
       </w:pPr>
       <w:r>
-        <w:t>七、模型评价</w:t>
+        <w:t>七、模型评价与优化</w:t>
       </w:r>
     </w:p>
     <w:p>
@@ -14749,7 +15025,30 @@
         <w:pStyle w:val="Heading2"/>
       </w:pPr>
       <w:r>
-        <w:t>7.1 模型优点</w:t>
+        <w:t>7.1 误差分析</w:t>
+      </w:r>
+    </w:p>
+    <w:p>
+      <w:pPr>
+        <w:spacing w:after="0" w:line="240" w:lineRule="auto"/>
+        <w:ind w:firstLine="480"/>
+      </w:pPr>
+      <w:r>
+        <w:rPr>
+          <w:rFonts w:ascii="Times New Roman" w:hAnsi="Times New Roman" w:eastAsia="宋体"/>
+          <w:b w:val="0"/>
+          <w:i w:val="0"/>
+          <w:sz w:val="24"/>
+        </w:rPr>
+        <w:t>预测误差方面，梯度提升树在 2376–2399 小时最终测试窗口的 MAPE 为 10.06%，较常数均值（14.63%）与 AR(2)（14.41%）分别下降约 31.2% 与 30.2%，且预测残差近似服从零均值正态分布、无系统性偏差；90% 预测区间覆盖率为 91.7%，接近名义水平。调度与能源优化方面，问题二 8 种策略的约束违规数均为 0，问题三全部优化场景通过功率平衡、SOC 递推与边界校验，问题四 20 个场景的调度层与电力层约束逐项校验通过，最大数值残差均处于浮点噪声量级，模型求解精度可靠。</w:t>
+      </w:r>
+    </w:p>
+    <w:p>
+      <w:pPr>
+        <w:pStyle w:val="Heading2"/>
+      </w:pPr>
+      <w:r>
+        <w:t>7.2 模型优点</w:t>
       </w:r>
     </w:p>
     <w:p>
@@ -14877,7 +15176,7 @@
         <w:pStyle w:val="Heading2"/>
       </w:pPr>
       <w:r>
-        <w:t>7.2 模型不足与改进方向</w:t>
+        <w:t>7.3 模型缺点</w:t>
       </w:r>
     </w:p>
     <w:p>
@@ -14998,6 +15297,29 @@
           <w:sz w:val="24"/>
         </w:rPr>
         <w:t>问题四碳约束场景复用同一调度方案，碳预算对调度行为的反馈可在未来研究中进一步放开。</w:t>
+      </w:r>
+    </w:p>
+    <w:p>
+      <w:pPr>
+        <w:pStyle w:val="Heading2"/>
+      </w:pPr>
+      <w:r>
+        <w:t>7.4 模型推广</w:t>
+      </w:r>
+    </w:p>
+    <w:p>
+      <w:pPr>
+        <w:spacing w:after="0" w:line="240" w:lineRule="auto"/>
+        <w:ind w:firstLine="480"/>
+      </w:pPr>
+      <w:r>
+        <w:rPr>
+          <w:rFonts w:ascii="Times New Roman" w:hAnsi="Times New Roman" w:eastAsia="宋体"/>
+          <w:b w:val="0"/>
+          <w:i w:val="0"/>
+          <w:sz w:val="24"/>
+        </w:rPr>
+        <w:t>本文提出的“统计预测—碳感知调度—储能协同—双层协同优化”方法链具有较强的通用性，可推广至以下场景：其一，多能互补园区，将冷热电联供与储能纳入统一优化，实现多能源品种的协同调度；其二，虚拟电厂，将分布式算力、储能与新能源聚合参与电力市场，本文的边际供应栈思想可直接用于报价与调度决策；其三，算力网络与东数西算工程，结合真实网络时延与电价曲线进行跨区域算力调度；其四，结合问题一预测模型开展随机规划与滚动鲁棒优化，应对新能源预测误差；其五，面向碳交易市场，将碳价与碳约束动态纳入调度模型，评估不同碳政策下的系统响应。</w:t>
       </w:r>
     </w:p>
     <w:p>
@@ -15622,7 +15944,8 @@
     <w:pPr>
       <w:keepNext/>
       <w:keepLines/>
-      <w:spacing w:before="240" w:after="120" w:line="240" w:lineRule="auto"/>
+      <w:spacing w:before="120" w:after="120" w:line="240" w:lineRule="auto"/>
+      <w:jc w:val="center"/>
       <w:outlineLvl w:val="0"/>
     </w:pPr>
     <w:rPr>
@@ -15646,7 +15969,7 @@
     <w:pPr>
       <w:keepNext/>
       <w:keepLines/>
-      <w:spacing w:before="160" w:after="80" w:line="240" w:lineRule="auto"/>
+      <w:spacing w:before="120" w:after="120" w:line="240" w:lineRule="auto"/>
       <w:outlineLvl w:val="1"/>
     </w:pPr>
     <w:rPr>
